--- a/eng/docx/04.content.docx
+++ b/eng/docx/04.content.docx
@@ -19,7 +19,7 @@
         <w:rPr>
           <w:lang w:val="en_US" w:bidi="en_US"/>
         </w:rPr>
-        <w:t>Resource: Study Notes - Book Intros (Tyndale)</w:t>
+        <w:t>Resource: Tyndale Open Study Notes</w:t>
       </w:r>
       <w:r>
         <w:rPr>
@@ -112,7 +112,7 @@
         <w:rPr>
           <w:lang w:val="en_US" w:bidi="en_US"/>
         </w:rPr>
-        <w:t>Study Notes - Book Intros (Tyndale)</w:t>
+        <w:t>Tyndale Open Study Notes</w:t>
       </w:r>
     </w:p>
     <w:p>

--- a/eng/docx/04.content.docx
+++ b/eng/docx/04.content.docx
@@ -231,7 +231,35 @@
         <w:rPr>
           <w:lang w:val="en_US" w:bidi="en_US"/>
         </w:rPr>
-        <w:t>The book of Numbers tells the story of Israel in the wilderness, journeying toward the Promised Land from Mount Sinai. As Moses led Israel from Egypt to Canaan, God tested his people in the crucible of the wilderness to see if they would be faithful to him as a unified nation. Numbers documents their successes and failures. Israel’s disobedience resulted in the Lord’s judgment, always counterbalanced by his patient persistence in raising a new generation to fulfill his plan. With its many stories and the detailed exposition of God’s laws, Numbers gives us a dramatic account of the Lord’s nature, his covenant, and his plan for his people.</w:t>
+        <w:t>The book of Numbers tells the story of Israel in the wilderness. The people traveled from Mount Sinai toward the promised land. Moses led Israel from Egypt to Canaan. During this journey, God tested his people. He wanted to show whether they would be faithful to him as one nation.</w:t>
+      </w:r>
+    </w:p>
+    <w:p>
+      <w:pPr/>
+      <w:r>
+        <w:rPr>
+          <w:lang w:val="en_US" w:bidi="en_US"/>
+        </w:rPr>
+      </w:r>
+      <w:r>
+        <w:rPr>
+          <w:lang w:val="en_US" w:bidi="en_US"/>
+        </w:rPr>
+        <w:t>Numbers tells about Israel’s successes and failures. When Israel disobeyed, the Lord judged them. Yet the Lord was also patient. He continued to guide his people and raised up a new generation to carry out his plan.</w:t>
+      </w:r>
+    </w:p>
+    <w:p>
+      <w:pPr/>
+      <w:r>
+        <w:rPr>
+          <w:lang w:val="en_US" w:bidi="en_US"/>
+        </w:rPr>
+      </w:r>
+      <w:r>
+        <w:rPr>
+          <w:lang w:val="en_US" w:bidi="en_US"/>
+        </w:rPr>
+        <w:t xml:space="preserve">Numbers includes many stories and many of God’s laws. Together, these show who the Lord is, what his covenant (binding agreement) means, and what he planned for his people. </w:t>
       </w:r>
     </w:p>
     <w:p>
@@ -256,7 +284,7 @@
         <w:rPr>
           <w:lang w:val="en_US" w:bidi="en_US"/>
         </w:rPr>
-        <w:t>After leaving Egypt, the Israelites journeyed to Mount Sinai, where God gave them the law (see Exodus). They remained at Sinai for a year before traveling through the wilderness into Transjordan (the region east of the Jordan River) to camp on the plains of Moab. God tested Israel in the wilderness as the generation that made the exodus from Egypt passed away and a new generation prepared to enter the Promised Land. The book of Numbers instructed the new generation camped on the plains of Moab to obey the Lord.</w:t>
+        <w:t>After the Israelites left Egypt, they traveled to Mount Sinai. There God gave them the law. The book of Exodus tells this story. The Israelites stayed at Sinai for one year. Then they traveled through the wilderness to Transjordan, the land east of the Jordan River. They camped on the plains of Moab. God tested Israel in the wilderness. During this time, the generation that had left Egypt died. A new generation prepared to enter the promised land. The book of Numbers taught this new generation to obey the Lord. This generation was camped on the plains of Moab.</w:t>
       </w:r>
     </w:p>
     <w:p>
@@ -270,7 +298,7 @@
         <w:rPr>
           <w:lang w:val="en_US" w:bidi="en_US"/>
         </w:rPr>
-        <w:t>Israel was shaped and purified during this wilderness sojourn. Through Moses’ literary efforts (and those of later scribes and editors), Numbers enabled successive generations to hear that story. It thus became a vital component of Hebrew memory. Numbers was written so that those who learned from history need not repeat mistakes from the past.</w:t>
+        <w:t>God formed and made ready Israel during this time in the wilderness. Moses wrote down this story. Later scribes and editors also helped preserve it. Through the book of Numbers, later generations could hear what happened to Israel. For this reason, Numbers became an important part of Israel’s memory. It taught later generations to learn from the past. Those who learned from Israel’s history did not need to repeat the same mistakes.</w:t>
       </w:r>
     </w:p>
     <w:p>
@@ -295,7 +323,29 @@
         <w:rPr>
           <w:lang w:val="en_US" w:bidi="en_US"/>
         </w:rPr>
-        <w:t>The book of Numbers gets its structure from the three stages of Israel’s journey through the wilderness: (1) the nineteen days in which Israel prepared to depart from Mount Sinai (</w:t>
+        <w:t>The book of Numbers has three main parts. These parts follow the three stages of Israel’s journey through the wilderness:</w:t>
+      </w:r>
+    </w:p>
+    <w:p>
+      <w:pPr>
+        <w:pStyle w:val="ListNumber"/>
+        <w:numPr>
+          <w:ilvl w:val="0"/>
+          <w:numId w:val="14"/>
+        </w:numPr>
+        <w:spacing w:line="240" w:lineRule="auto"/>
+        <w:ind w:left="720"/>
+      </w:pPr>
+      <w:r>
+        <w:rPr>
+          <w:lang w:val="en_US" w:bidi="en_US"/>
+        </w:rPr>
+      </w:r>
+      <w:r>
+        <w:rPr>
+          <w:lang w:val="en_US" w:bidi="en_US"/>
+        </w:rPr>
+        <w:t>Israel spent 19 days getting ready to leave Mount Sinai (</w:t>
       </w:r>
       <w:hyperlink r:id="rId13">
         <w:r>
@@ -313,7 +363,25 @@
         <w:rPr>
           <w:lang w:val="en_US" w:bidi="en_US"/>
         </w:rPr>
-        <w:t>), (2) the thirty-nine-year journey from Sinai to the plains of Moab (</w:t>
+        <w:t>).</w:t>
+      </w:r>
+    </w:p>
+    <w:p>
+      <w:pPr>
+        <w:pStyle w:val="ListNumber"/>
+        <w:spacing w:line="240" w:lineRule="auto"/>
+        <w:ind w:left="720"/>
+      </w:pPr>
+      <w:r>
+        <w:rPr>
+          <w:lang w:val="en_US" w:bidi="en_US"/>
+        </w:rPr>
+      </w:r>
+      <w:r>
+        <w:rPr>
+          <w:lang w:val="en_US" w:bidi="en_US"/>
+        </w:rPr>
+        <w:t>Israel traveled for 39 years from Sinai to the plains of Moab (</w:t>
       </w:r>
       <w:hyperlink r:id="rId14">
         <w:r>
@@ -331,7 +399,25 @@
         <w:rPr>
           <w:lang w:val="en_US" w:bidi="en_US"/>
         </w:rPr>
-        <w:t>), and (3) the final months of Israel’s encampment on the plains of Moab shortly before they entered Canaan (</w:t>
+        <w:t xml:space="preserve">). </w:t>
+      </w:r>
+    </w:p>
+    <w:p>
+      <w:pPr>
+        <w:pStyle w:val="ListNumber"/>
+        <w:spacing w:line="240" w:lineRule="auto"/>
+        <w:ind w:left="720"/>
+      </w:pPr>
+      <w:r>
+        <w:rPr>
+          <w:lang w:val="en_US" w:bidi="en_US"/>
+        </w:rPr>
+      </w:r>
+      <w:r>
+        <w:rPr>
+          <w:lang w:val="en_US" w:bidi="en_US"/>
+        </w:rPr>
+        <w:t>Israel spent its final months camped on the plains of Moab. This happened shortly before the people entered Canaan (</w:t>
       </w:r>
       <w:hyperlink r:id="rId15">
         <w:r>
@@ -363,7 +449,562 @@
         <w:rPr>
           <w:lang w:val="en_US" w:bidi="en_US"/>
         </w:rPr>
-        <w:t xml:space="preserve">The two registrations of Israel’s men of military age (chs </w:t>
+        <w:t>The book of Numbers is also shaped by two counts of Israel’s men who were old enough to serve in the army (</w:t>
+      </w:r>
+      <w:hyperlink r:id="rId16">
+        <w:r>
+          <w:rPr>
+            <w:lang w:val="en_US" w:bidi="en_US"/>
+          </w:rPr>
+          <w:rPr>
+            <w:color w:val="0000EE"/>
+            <w:u w:val="single"/>
+          </w:rPr>
+          <w:t>Numbers 1–4</w:t>
+        </w:r>
+      </w:hyperlink>
+      <w:r>
+        <w:rPr>
+          <w:lang w:val="en_US" w:bidi="en_US"/>
+        </w:rPr>
+        <w:t xml:space="preserve">, </w:t>
+      </w:r>
+      <w:hyperlink r:id="rId17">
+        <w:r>
+          <w:rPr>
+            <w:lang w:val="en_US" w:bidi="en_US"/>
+          </w:rPr>
+          <w:rPr>
+            <w:color w:val="0000EE"/>
+            <w:u w:val="single"/>
+          </w:rPr>
+          <w:t>26</w:t>
+        </w:r>
+      </w:hyperlink>
+      <w:r>
+        <w:rPr>
+          <w:lang w:val="en_US" w:bidi="en_US"/>
+        </w:rPr>
+        <w:t>). These counts measured the size of Israel’s army. They also counted the Levites, the tribe that served at the tabernacle. The first count comes near the beginning of the book. It counted the generation that left Egypt, received the law at Sinai, rebelled against the Lord, and died in the wilderness. The second count comes near the end of the book. It counted the new generation of Israelites who would enter the promised land. The two totals are very close. This shows that the second generation fully replaced the first.</w:t>
+      </w:r>
+    </w:p>
+    <w:p>
+      <w:pPr/>
+      <w:r>
+        <w:rPr>
+          <w:lang w:val="en_US" w:bidi="en_US"/>
+        </w:rPr>
+      </w:r>
+      <w:r>
+        <w:rPr>
+          <w:lang w:val="en_US" w:bidi="en_US"/>
+        </w:rPr>
+        <w:t>Along the way, the Israelites who left Egypt rebelled against the Lord many times (</w:t>
+      </w:r>
+      <w:hyperlink r:id="rId18">
+        <w:r>
+          <w:rPr>
+            <w:lang w:val="en_US" w:bidi="en_US"/>
+          </w:rPr>
+          <w:rPr>
+            <w:color w:val="0000EE"/>
+            <w:u w:val="single"/>
+          </w:rPr>
+          <w:t>Numbers 11</w:t>
+        </w:r>
+      </w:hyperlink>
+      <w:r>
+        <w:rPr>
+          <w:lang w:val="en_US" w:bidi="en_US"/>
+        </w:rPr>
+        <w:t xml:space="preserve">, </w:t>
+      </w:r>
+      <w:hyperlink r:id="rId19">
+        <w:r>
+          <w:rPr>
+            <w:lang w:val="en_US" w:bidi="en_US"/>
+          </w:rPr>
+          <w:rPr>
+            <w:color w:val="0000EE"/>
+            <w:u w:val="single"/>
+          </w:rPr>
+          <w:t>12</w:t>
+        </w:r>
+      </w:hyperlink>
+      <w:r>
+        <w:rPr>
+          <w:lang w:val="en_US" w:bidi="en_US"/>
+        </w:rPr>
+        <w:t xml:space="preserve">, </w:t>
+      </w:r>
+      <w:hyperlink r:id="rId20">
+        <w:r>
+          <w:rPr>
+            <w:lang w:val="en_US" w:bidi="en_US"/>
+          </w:rPr>
+          <w:rPr>
+            <w:color w:val="0000EE"/>
+            <w:u w:val="single"/>
+          </w:rPr>
+          <w:t>14</w:t>
+        </w:r>
+      </w:hyperlink>
+      <w:r>
+        <w:rPr>
+          <w:lang w:val="en_US" w:bidi="en_US"/>
+        </w:rPr>
+        <w:t xml:space="preserve">, </w:t>
+      </w:r>
+      <w:hyperlink r:id="rId21">
+        <w:r>
+          <w:rPr>
+            <w:lang w:val="en_US" w:bidi="en_US"/>
+          </w:rPr>
+          <w:rPr>
+            <w:color w:val="0000EE"/>
+            <w:u w:val="single"/>
+          </w:rPr>
+          <w:t>16–17</w:t>
+        </w:r>
+      </w:hyperlink>
+      <w:r>
+        <w:rPr>
+          <w:lang w:val="en_US" w:bidi="en_US"/>
+        </w:rPr>
+        <w:t xml:space="preserve">, </w:t>
+      </w:r>
+      <w:hyperlink r:id="rId22">
+        <w:r>
+          <w:rPr>
+            <w:lang w:val="en_US" w:bidi="en_US"/>
+          </w:rPr>
+          <w:rPr>
+            <w:color w:val="0000EE"/>
+            <w:u w:val="single"/>
+          </w:rPr>
+          <w:t>20</w:t>
+        </w:r>
+      </w:hyperlink>
+      <w:r>
+        <w:rPr>
+          <w:lang w:val="en_US" w:bidi="en_US"/>
+        </w:rPr>
+        <w:t xml:space="preserve">, </w:t>
+      </w:r>
+      <w:hyperlink r:id="rId23">
+        <w:r>
+          <w:rPr>
+            <w:lang w:val="en_US" w:bidi="en_US"/>
+          </w:rPr>
+          <w:rPr>
+            <w:color w:val="0000EE"/>
+            <w:u w:val="single"/>
+          </w:rPr>
+          <w:t>25</w:t>
+        </w:r>
+      </w:hyperlink>
+      <w:r>
+        <w:rPr>
+          <w:lang w:val="en_US" w:bidi="en_US"/>
+        </w:rPr>
+        <w:t>). All of them died in the wilderness except Joshua and Caleb. Joshua and Caleb trusted the Lord and obeyed him (</w:t>
+      </w:r>
+      <w:hyperlink r:id="rId24">
+        <w:r>
+          <w:rPr>
+            <w:lang w:val="en_US" w:bidi="en_US"/>
+          </w:rPr>
+          <w:rPr>
+            <w:color w:val="0000EE"/>
+            <w:u w:val="single"/>
+          </w:rPr>
+          <w:t>13:30</w:t>
+        </w:r>
+      </w:hyperlink>
+      <w:r>
+        <w:rPr>
+          <w:lang w:val="en_US" w:bidi="en_US"/>
+        </w:rPr>
+        <w:t xml:space="preserve">; </w:t>
+      </w:r>
+      <w:hyperlink r:id="rId25">
+        <w:r>
+          <w:rPr>
+            <w:lang w:val="en_US" w:bidi="en_US"/>
+          </w:rPr>
+          <w:rPr>
+            <w:color w:val="0000EE"/>
+            <w:u w:val="single"/>
+          </w:rPr>
+          <w:t>14:6–9</w:t>
+        </w:r>
+      </w:hyperlink>
+      <w:r>
+        <w:rPr>
+          <w:lang w:val="en_US" w:bidi="en_US"/>
+        </w:rPr>
+        <w:t>).</w:t>
+      </w:r>
+    </w:p>
+    <w:p>
+      <w:pPr/>
+      <w:r>
+        <w:rPr>
+          <w:lang w:val="en_US" w:bidi="en_US"/>
+        </w:rPr>
+      </w:r>
+      <w:r>
+        <w:rPr>
+          <w:lang w:val="en_US" w:bidi="en_US"/>
+        </w:rPr>
+        <w:t>Israel’s army was tested several times before the people entered Canaan (</w:t>
+      </w:r>
+      <w:hyperlink r:id="rId20">
+        <w:r>
+          <w:rPr>
+            <w:lang w:val="en_US" w:bidi="en_US"/>
+          </w:rPr>
+          <w:rPr>
+            <w:color w:val="0000EE"/>
+            <w:u w:val="single"/>
+          </w:rPr>
+          <w:t>Numbers 14</w:t>
+        </w:r>
+      </w:hyperlink>
+      <w:r>
+        <w:rPr>
+          <w:lang w:val="en_US" w:bidi="en_US"/>
+        </w:rPr>
+        <w:t xml:space="preserve">, </w:t>
+      </w:r>
+      <w:hyperlink r:id="rId26">
+        <w:r>
+          <w:rPr>
+            <w:lang w:val="en_US" w:bidi="en_US"/>
+          </w:rPr>
+          <w:rPr>
+            <w:color w:val="0000EE"/>
+            <w:u w:val="single"/>
+          </w:rPr>
+          <w:t>21</w:t>
+        </w:r>
+      </w:hyperlink>
+      <w:r>
+        <w:rPr>
+          <w:lang w:val="en_US" w:bidi="en_US"/>
+        </w:rPr>
+        <w:t xml:space="preserve">, </w:t>
+      </w:r>
+      <w:hyperlink r:id="rId27">
+        <w:r>
+          <w:rPr>
+            <w:lang w:val="en_US" w:bidi="en_US"/>
+          </w:rPr>
+          <w:rPr>
+            <w:color w:val="0000EE"/>
+            <w:u w:val="single"/>
+          </w:rPr>
+          <w:t>31</w:t>
+        </w:r>
+      </w:hyperlink>
+      <w:r>
+        <w:rPr>
+          <w:lang w:val="en_US" w:bidi="en_US"/>
+        </w:rPr>
+        <w:t>). Numbers also tells the story of Balaam (</w:t>
+      </w:r>
+      <w:hyperlink r:id="rId28">
+        <w:r>
+          <w:rPr>
+            <w:lang w:val="en_US" w:bidi="en_US"/>
+          </w:rPr>
+          <w:rPr>
+            <w:color w:val="0000EE"/>
+            <w:u w:val="single"/>
+          </w:rPr>
+          <w:t>22–24</w:t>
+        </w:r>
+      </w:hyperlink>
+      <w:r>
+        <w:rPr>
+          <w:lang w:val="en_US" w:bidi="en_US"/>
+        </w:rPr>
+        <w:t xml:space="preserve">). The book explains how some Israelites settled in Transjordan, the land east of the Jordan River (chapter </w:t>
+      </w:r>
+      <w:hyperlink r:id="rId29">
+        <w:r>
+          <w:rPr>
+            <w:lang w:val="en_US" w:bidi="en_US"/>
+          </w:rPr>
+          <w:rPr>
+            <w:color w:val="0000EE"/>
+            <w:u w:val="single"/>
+          </w:rPr>
+          <w:t>32</w:t>
+        </w:r>
+      </w:hyperlink>
+      <w:r>
+        <w:rPr>
+          <w:lang w:val="en_US" w:bidi="en_US"/>
+        </w:rPr>
+        <w:t>).It also reviews Israel’s journey through the wilderness (</w:t>
+      </w:r>
+      <w:hyperlink r:id="rId30">
+        <w:r>
+          <w:rPr>
+            <w:lang w:val="en_US" w:bidi="en_US"/>
+          </w:rPr>
+          <w:rPr>
+            <w:color w:val="0000EE"/>
+            <w:u w:val="single"/>
+          </w:rPr>
+          <w:t>33</w:t>
+        </w:r>
+      </w:hyperlink>
+      <w:r>
+        <w:rPr>
+          <w:lang w:val="en_US" w:bidi="en_US"/>
+        </w:rPr>
+        <w:t xml:space="preserve">). Then Moses prepared the people to enter and take possession of Canaan (chapters </w:t>
+      </w:r>
+      <w:hyperlink r:id="rId31">
+        <w:r>
+          <w:rPr>
+            <w:lang w:val="en_US" w:bidi="en_US"/>
+          </w:rPr>
+          <w:rPr>
+            <w:color w:val="0000EE"/>
+            <w:u w:val="single"/>
+          </w:rPr>
+          <w:t>34–36</w:t>
+        </w:r>
+      </w:hyperlink>
+      <w:r>
+        <w:rPr>
+          <w:lang w:val="en_US" w:bidi="en_US"/>
+        </w:rPr>
+        <w:t>).</w:t>
+      </w:r>
+    </w:p>
+    <w:p>
+      <w:pPr/>
+      <w:r>
+        <w:rPr>
+          <w:lang w:val="en_US" w:bidi="en_US"/>
+        </w:rPr>
+      </w:r>
+      <w:r>
+        <w:rPr>
+          <w:lang w:val="en_US" w:bidi="en_US"/>
+        </w:rPr>
+        <w:t>Numbers shows how Israel kept, and failed to keep, the covenant rules in daily life.</w:t>
+      </w:r>
+    </w:p>
+    <w:p>
+      <w:pPr>
+        <w:pStyle w:val="Heading2"/>
+      </w:pPr>
+      <w:r>
+        <w:rPr>
+          <w:lang w:val="en_US" w:bidi="en_US"/>
+        </w:rPr>
+        <w:t>Author</w:t>
+      </w:r>
+    </w:p>
+    <w:p>
+      <w:pPr/>
+      <w:r>
+        <w:rPr>
+          <w:lang w:val="en_US" w:bidi="en_US"/>
+        </w:rPr>
+      </w:r>
+      <w:r>
+        <w:rPr>
+          <w:lang w:val="en_US" w:bidi="en_US"/>
+        </w:rPr>
+        <w:t>As with the other books of the Pentateuch, the first five books of the Bible, Moses has traditionally been seen as the author of Numbers. Before modern biblical scholarship began, both Jewish and Christian scholars accepted Moses as the author. The Old Testament, the New Testament, and much ancient Jewish writing also assume this. The Pentateuch often refers to Moses writing things down. For example, Numbers says that Moses recorded the stages of Israel’s journey (</w:t>
+      </w:r>
+      <w:hyperlink r:id="rId32">
+        <w:r>
+          <w:rPr>
+            <w:lang w:val="en_US" w:bidi="en_US"/>
+          </w:rPr>
+          <w:rPr>
+            <w:color w:val="0000EE"/>
+            <w:u w:val="single"/>
+          </w:rPr>
+          <w:t>Numbers 33:1–2</w:t>
+        </w:r>
+      </w:hyperlink>
+      <w:r>
+        <w:rPr>
+          <w:lang w:val="en_US" w:bidi="en_US"/>
+        </w:rPr>
+        <w:t xml:space="preserve">). </w:t>
+      </w:r>
+    </w:p>
+    <w:p>
+      <w:pPr/>
+      <w:r>
+        <w:rPr>
+          <w:lang w:val="en_US" w:bidi="en_US"/>
+        </w:rPr>
+      </w:r>
+      <w:r>
+        <w:rPr>
+          <w:lang w:val="en_US" w:bidi="en_US"/>
+        </w:rPr>
+        <w:t>There is no clear reason to reject Moses as the main author of Numbers. The content of the book does not require this. People could also read and write at the time of the exodus from Egypt and the conquest of Canaan. However, some passages were likely added or edited later, such as the account of Moses’s death (</w:t>
+      </w:r>
+      <w:hyperlink r:id="rId33">
+        <w:r>
+          <w:rPr>
+            <w:lang w:val="en_US" w:bidi="en_US"/>
+          </w:rPr>
+          <w:rPr>
+            <w:color w:val="0000EE"/>
+            <w:u w:val="single"/>
+          </w:rPr>
+          <w:t>Deuteronomy 34</w:t>
+        </w:r>
+      </w:hyperlink>
+      <w:r>
+        <w:rPr>
+          <w:lang w:val="en_US" w:bidi="en_US"/>
+        </w:rPr>
+        <w:t>). It is also possible that Moses guided the writing and gathering of the books connected with him. Like the apostle Paul, he may also have spoken some parts aloud for others to write down.</w:t>
+      </w:r>
+    </w:p>
+    <w:p>
+      <w:pPr/>
+      <w:r>
+        <w:rPr>
+          <w:lang w:val="en_US" w:bidi="en_US"/>
+        </w:rPr>
+      </w:r>
+      <w:r>
+        <w:rPr>
+          <w:lang w:val="en_US" w:bidi="en_US"/>
+        </w:rPr>
+        <w:t xml:space="preserve">Many scholars think that later editors used several sources to form the books of the Pentateuch. This view is called the Documentary Hypothesis. It remains uncertain because it is based on scholarly reconstruction (see </w:t>
+      </w:r>
+      <w:r>
+        <w:rPr>
+          <w:lang w:val="en_US" w:bidi="en_US"/>
+        </w:rPr>
+        <w:t>Genesis Book Introduction,</w:t>
+      </w:r>
+      <w:r>
+        <w:rPr>
+          <w:lang w:val="en_US" w:bidi="en_US"/>
+        </w:rPr>
+        <w:t xml:space="preserve"> "Author"). Even if later scribes and editors made some changes, Numbers mainly presents itself as the work of Moses.</w:t>
+      </w:r>
+    </w:p>
+    <w:p>
+      <w:pPr>
+        <w:pStyle w:val="Heading2"/>
+      </w:pPr>
+      <w:r>
+        <w:rPr>
+          <w:lang w:val="en_US" w:bidi="en_US"/>
+        </w:rPr>
+        <w:t>Date and Geography</w:t>
+      </w:r>
+    </w:p>
+    <w:p>
+      <w:pPr/>
+      <w:r>
+        <w:rPr>
+          <w:lang w:val="en_US" w:bidi="en_US"/>
+        </w:rPr>
+      </w:r>
+      <w:r>
+        <w:rPr>
+          <w:lang w:val="en_US" w:bidi="en_US"/>
+        </w:rPr>
+        <w:t xml:space="preserve">The geographical, cultural, and language details in Numbers can fit either an early or a late date for the exodus from Egypt and the conquest of Canaan. These possible dates are the 1400s BC or the 1200s BC. (see </w:t>
+      </w:r>
+      <w:r>
+        <w:rPr>
+          <w:lang w:val="en_US" w:bidi="en_US"/>
+        </w:rPr>
+        <w:t>Exodus Book Introduction</w:t>
+      </w:r>
+      <w:r>
+        <w:rPr>
+          <w:lang w:val="en_US" w:bidi="en_US"/>
+        </w:rPr>
+        <w:t>,</w:t>
+      </w:r>
+      <w:r>
+        <w:rPr>
+          <w:lang w:val="en_US" w:bidi="en_US"/>
+        </w:rPr>
+        <w:t xml:space="preserve"> “The Date of the Exodus”).</w:t>
+      </w:r>
+    </w:p>
+    <w:p>
+      <w:pPr/>
+      <w:r>
+        <w:rPr>
+          <w:lang w:val="en_US" w:bidi="en_US"/>
+        </w:rPr>
+      </w:r>
+      <w:r>
+        <w:rPr>
+          <w:lang w:val="en_US" w:bidi="en_US"/>
+        </w:rPr>
+        <w:t>Archaeological evidence from Sinai, the Negev, and Transjordan region (Edom, Moab, and Ammon) greatly helps in discussing the history of the conquering of Canaan. Scholars struggle to find exact locations for many place names in the wilderness travel route. There are also issues with other sites named in the Book of Numbers.</w:t>
+      </w:r>
+    </w:p>
+    <w:p>
+      <w:pPr>
+        <w:pStyle w:val="Heading2"/>
+      </w:pPr>
+      <w:r>
+        <w:rPr>
+          <w:lang w:val="en_US" w:bidi="en_US"/>
+        </w:rPr>
+        <w:t>Literary Issues</w:t>
+      </w:r>
+    </w:p>
+    <w:p>
+      <w:pPr>
+        <w:pStyle w:val="Heading3"/>
+      </w:pPr>
+      <w:r>
+        <w:rPr>
+          <w:lang w:val="en_US" w:bidi="en_US"/>
+        </w:rPr>
+        <w:t xml:space="preserve">Title of the Book </w:t>
+      </w:r>
+    </w:p>
+    <w:p>
+      <w:pPr/>
+      <w:r>
+        <w:rPr>
+          <w:lang w:val="en_US" w:bidi="en_US"/>
+        </w:rPr>
+      </w:r>
+      <w:r>
+        <w:rPr>
+          <w:lang w:val="en_US" w:bidi="en_US"/>
+        </w:rPr>
+        <w:t xml:space="preserve">The name </w:t>
+      </w:r>
+      <w:r>
+        <w:rPr>
+          <w:i/>
+          <w:lang w:val="en_US" w:bidi="en_US"/>
+        </w:rPr>
+        <w:t>Numbers</w:t>
+      </w:r>
+      <w:r>
+        <w:rPr>
+          <w:lang w:val="en_US" w:bidi="en_US"/>
+        </w:rPr>
+        <w:t xml:space="preserve"> comes from the book’s focus on counting the people of Israel (see chapters </w:t>
       </w:r>
       <w:hyperlink r:id="rId16">
         <w:r>
@@ -399,7 +1040,33 @@
         <w:rPr>
           <w:lang w:val="en_US" w:bidi="en_US"/>
         </w:rPr>
-        <w:t>) also shape Numbers. These registrations primarily measured the strength of Israel’s fighting force and the number of Levites, with the totals at the beginning of the book and toward the end of the book representing two completely different generations. The first census tallied the rebellious generation that left Egypt, received the law at Sinai, and died in the wilderness. The second registration numbered the new generation of Israelites that entered the Promised Land. The two counts are very close, showing that the second generation completely replaced the first.</w:t>
+        <w:t xml:space="preserve">). The English title comes from the Latin title </w:t>
+      </w:r>
+      <w:r>
+        <w:rPr>
+          <w:i/>
+          <w:lang w:val="en_US" w:bidi="en_US"/>
+        </w:rPr>
+        <w:t>Numeri</w:t>
+      </w:r>
+      <w:r>
+        <w:rPr>
+          <w:lang w:val="en_US" w:bidi="en_US"/>
+        </w:rPr>
+        <w:t xml:space="preserve"> and the Greek title </w:t>
+      </w:r>
+      <w:r>
+        <w:rPr>
+          <w:i/>
+          <w:lang w:val="en_US" w:bidi="en_US"/>
+        </w:rPr>
+        <w:t>Arithmoi</w:t>
+      </w:r>
+      <w:r>
+        <w:rPr>
+          <w:lang w:val="en_US" w:bidi="en_US"/>
+        </w:rPr>
+        <w:t xml:space="preserve">. These were the titles used in the Latin Vulgate and the Greek Septuagint, two early translations of the Old Testament. The two counts show clearly that the Israelites who left Egypt were not the same generation that crossed the Jordan River into Canaan. </w:t>
       </w:r>
     </w:p>
     <w:p>
@@ -413,9 +1080,22 @@
         <w:rPr>
           <w:lang w:val="en_US" w:bidi="en_US"/>
         </w:rPr>
-        <w:t xml:space="preserve">Along the way, the Hebrews that left Egypt repeatedly rebelled (chs </w:t>
-      </w:r>
-      <w:hyperlink r:id="rId18">
+        <w:t xml:space="preserve">In the Hebrew Bible, the book is called </w:t>
+      </w:r>
+      <w:r>
+        <w:rPr>
+          <w:i/>
+          <w:lang w:val="en_US" w:bidi="en_US"/>
+        </w:rPr>
+        <w:t>bemidbar</w:t>
+      </w:r>
+      <w:r>
+        <w:rPr>
+          <w:lang w:val="en_US" w:bidi="en_US"/>
+        </w:rPr>
+        <w:t xml:space="preserve"> (meaning “in the wilderness”). This is the fourth word of </w:t>
+      </w:r>
+      <w:hyperlink r:id="rId34">
         <w:r>
           <w:rPr>
             <w:lang w:val="en_US" w:bidi="en_US"/>
@@ -424,16 +1104,59 @@
             <w:color w:val="0000EE"/>
             <w:u w:val="single"/>
           </w:rPr>
-          <w:t>11</w:t>
+          <w:t>Numbers 1:1</w:t>
         </w:r>
       </w:hyperlink>
       <w:r>
         <w:rPr>
           <w:lang w:val="en_US" w:bidi="en_US"/>
         </w:rPr>
-        <w:t xml:space="preserve">, </w:t>
-      </w:r>
-      <w:hyperlink r:id="rId19">
+        <w:t xml:space="preserve"> in the Hebrew text. This title also fits the book well. It points to where the story takes place and to the time Israel spent in the wilderness.</w:t>
+      </w:r>
+    </w:p>
+    <w:p>
+      <w:pPr>
+        <w:pStyle w:val="Heading3"/>
+      </w:pPr>
+      <w:r>
+        <w:rPr>
+          <w:lang w:val="en_US" w:bidi="en_US"/>
+        </w:rPr>
+        <w:t>Literary Genres</w:t>
+      </w:r>
+    </w:p>
+    <w:p>
+      <w:pPr/>
+      <w:r>
+        <w:rPr>
+          <w:lang w:val="en_US" w:bidi="en_US"/>
+        </w:rPr>
+      </w:r>
+      <w:r>
+        <w:rPr>
+          <w:lang w:val="en_US" w:bidi="en_US"/>
+        </w:rPr>
+        <w:t>The book of Numbers includes several kinds of writing. These include:</w:t>
+      </w:r>
+    </w:p>
+    <w:p>
+      <w:pPr>
+        <w:pStyle w:val="ListBullet"/>
+        <w:spacing w:line="240" w:lineRule="auto"/>
+        <w:ind w:left="720"/>
+      </w:pPr>
+      <w:r>
+        <w:rPr>
+          <w:lang w:val="en_US" w:bidi="en_US"/>
+        </w:rPr>
+      </w:r>
+      <w:r>
+        <w:rPr>
+          <w:lang w:val="en_US" w:bidi="en_US"/>
+        </w:rPr>
+        <w:t>story (</w:t>
+      </w:r>
+      <w:hyperlink r:id="rId35">
         <w:r>
           <w:rPr>
             <w:lang w:val="en_US" w:bidi="en_US"/>
@@ -442,16 +1165,34 @@
             <w:color w:val="0000EE"/>
             <w:u w:val="single"/>
           </w:rPr>
-          <w:t>12</w:t>
+          <w:t>Numbers 10:11–14:45</w:t>
         </w:r>
       </w:hyperlink>
       <w:r>
         <w:rPr>
           <w:lang w:val="en_US" w:bidi="en_US"/>
         </w:rPr>
-        <w:t xml:space="preserve">, </w:t>
-      </w:r>
-      <w:hyperlink r:id="rId20">
+        <w:t>),</w:t>
+      </w:r>
+    </w:p>
+    <w:p>
+      <w:pPr>
+        <w:pStyle w:val="ListBullet"/>
+        <w:spacing w:line="240" w:lineRule="auto"/>
+        <w:ind w:left="720"/>
+      </w:pPr>
+      <w:r>
+        <w:rPr>
+          <w:lang w:val="en_US" w:bidi="en_US"/>
+        </w:rPr>
+      </w:r>
+      <w:r>
+        <w:rPr>
+          <w:lang w:val="en_US" w:bidi="en_US"/>
+        </w:rPr>
+        <w:t>poetry (</w:t>
+      </w:r>
+      <w:hyperlink r:id="rId36">
         <w:r>
           <w:rPr>
             <w:lang w:val="en_US" w:bidi="en_US"/>
@@ -460,16 +1201,34 @@
             <w:color w:val="0000EE"/>
             <w:u w:val="single"/>
           </w:rPr>
-          <w:t>14</w:t>
+          <w:t>Numbers 23–24</w:t>
         </w:r>
       </w:hyperlink>
       <w:r>
         <w:rPr>
           <w:lang w:val="en_US" w:bidi="en_US"/>
         </w:rPr>
-        <w:t xml:space="preserve">, </w:t>
-      </w:r>
-      <w:hyperlink r:id="rId21">
+        <w:t>), and</w:t>
+      </w:r>
+    </w:p>
+    <w:p>
+      <w:pPr>
+        <w:pStyle w:val="ListBullet"/>
+        <w:spacing w:line="240" w:lineRule="auto"/>
+        <w:ind w:left="720"/>
+      </w:pPr>
+      <w:r>
+        <w:rPr>
+          <w:lang w:val="en_US" w:bidi="en_US"/>
+        </w:rPr>
+      </w:r>
+      <w:r>
+        <w:rPr>
+          <w:lang w:val="en_US" w:bidi="en_US"/>
+        </w:rPr>
+        <w:t>laws (</w:t>
+      </w:r>
+      <w:hyperlink r:id="rId37">
         <w:r>
           <w:rPr>
             <w:lang w:val="en_US" w:bidi="en_US"/>
@@ -478,16 +1237,48 @@
             <w:color w:val="0000EE"/>
             <w:u w:val="single"/>
           </w:rPr>
-          <w:t>16–17</w:t>
+          <w:t>Numbers 4–6</w:t>
         </w:r>
       </w:hyperlink>
       <w:r>
         <w:rPr>
           <w:lang w:val="en_US" w:bidi="en_US"/>
         </w:rPr>
-        <w:t xml:space="preserve">, </w:t>
-      </w:r>
-      <w:hyperlink r:id="rId22">
+        <w:t xml:space="preserve">). </w:t>
+      </w:r>
+    </w:p>
+    <w:p>
+      <w:pPr/>
+      <w:r>
+        <w:rPr>
+          <w:lang w:val="en_US" w:bidi="en_US"/>
+        </w:rPr>
+      </w:r>
+      <w:r>
+        <w:rPr>
+          <w:lang w:val="en_US" w:bidi="en_US"/>
+        </w:rPr>
+        <w:t>Numbers also includes detailed lists of names, numbers, and events. These lists include counts of:</w:t>
+      </w:r>
+    </w:p>
+    <w:p>
+      <w:pPr>
+        <w:pStyle w:val="ListBullet"/>
+        <w:spacing w:line="240" w:lineRule="auto"/>
+        <w:ind w:left="720"/>
+      </w:pPr>
+      <w:r>
+        <w:rPr>
+          <w:lang w:val="en_US" w:bidi="en_US"/>
+        </w:rPr>
+      </w:r>
+      <w:r>
+        <w:rPr>
+          <w:lang w:val="en_US" w:bidi="en_US"/>
+        </w:rPr>
+        <w:t xml:space="preserve">the people (for example, </w:t>
+      </w:r>
+      <w:hyperlink r:id="rId16">
         <w:r>
           <w:rPr>
             <w:lang w:val="en_US" w:bidi="en_US"/>
@@ -496,16 +1287,34 @@
             <w:color w:val="0000EE"/>
             <w:u w:val="single"/>
           </w:rPr>
-          <w:t>20</w:t>
+          <w:t>Numbers 1–4</w:t>
         </w:r>
       </w:hyperlink>
       <w:r>
         <w:rPr>
           <w:lang w:val="en_US" w:bidi="en_US"/>
         </w:rPr>
-        <w:t xml:space="preserve">, </w:t>
-      </w:r>
-      <w:hyperlink r:id="rId23">
+        <w:t xml:space="preserve">), </w:t>
+      </w:r>
+    </w:p>
+    <w:p>
+      <w:pPr>
+        <w:pStyle w:val="ListBullet"/>
+        <w:spacing w:line="240" w:lineRule="auto"/>
+        <w:ind w:left="720"/>
+      </w:pPr>
+      <w:r>
+        <w:rPr>
+          <w:lang w:val="en_US" w:bidi="en_US"/>
+        </w:rPr>
+      </w:r>
+      <w:r>
+        <w:rPr>
+          <w:lang w:val="en_US" w:bidi="en_US"/>
+        </w:rPr>
+        <w:t>offerings brought to the Lord (</w:t>
+      </w:r>
+      <w:hyperlink r:id="rId38">
         <w:r>
           <w:rPr>
             <w:lang w:val="en_US" w:bidi="en_US"/>
@@ -514,16 +1323,34 @@
             <w:color w:val="0000EE"/>
             <w:u w:val="single"/>
           </w:rPr>
-          <w:t>25</w:t>
+          <w:t>Numbers 7)</w:t>
         </w:r>
       </w:hyperlink>
       <w:r>
         <w:rPr>
           <w:lang w:val="en_US" w:bidi="en_US"/>
         </w:rPr>
-        <w:t>). They all died in the wilderness except for Joshua and Caleb, whose faith was exemplary (</w:t>
-      </w:r>
-      <w:hyperlink r:id="rId24">
+        <w:t>, and</w:t>
+      </w:r>
+    </w:p>
+    <w:p>
+      <w:pPr>
+        <w:pStyle w:val="ListBullet"/>
+        <w:spacing w:line="240" w:lineRule="auto"/>
+        <w:ind w:left="720"/>
+      </w:pPr>
+      <w:r>
+        <w:rPr>
+          <w:lang w:val="en_US" w:bidi="en_US"/>
+        </w:rPr>
+      </w:r>
+      <w:r>
+        <w:rPr>
+          <w:lang w:val="en_US" w:bidi="en_US"/>
+        </w:rPr>
+        <w:t>the places where the Israelites traveled (</w:t>
+      </w:r>
+      <w:hyperlink r:id="rId30">
         <w:r>
           <w:rPr>
             <w:lang w:val="en_US" w:bidi="en_US"/>
@@ -532,16 +1359,66 @@
             <w:color w:val="0000EE"/>
             <w:u w:val="single"/>
           </w:rPr>
-          <w:t>13:30</w:t>
+          <w:t>Numbers 33</w:t>
         </w:r>
       </w:hyperlink>
       <w:r>
         <w:rPr>
           <w:lang w:val="en_US" w:bidi="en_US"/>
         </w:rPr>
-        <w:t xml:space="preserve">; </w:t>
-      </w:r>
-      <w:hyperlink r:id="rId25">
+        <w:t xml:space="preserve">). </w:t>
+      </w:r>
+    </w:p>
+    <w:p>
+      <w:pPr>
+        <w:pStyle w:val="Heading3"/>
+      </w:pPr>
+      <w:r>
+        <w:rPr>
+          <w:lang w:val="en_US" w:bidi="en_US"/>
+        </w:rPr>
+        <w:t xml:space="preserve">Literary Sources </w:t>
+      </w:r>
+    </w:p>
+    <w:p>
+      <w:pPr/>
+      <w:r>
+        <w:rPr>
+          <w:lang w:val="en_US" w:bidi="en_US"/>
+        </w:rPr>
+      </w:r>
+      <w:r>
+        <w:rPr>
+          <w:lang w:val="en_US" w:bidi="en_US"/>
+        </w:rPr>
+        <w:t>The Hebrew Bible names some ancient sources that Moses, and perhaps later editors, used when writing Numbers. These include:</w:t>
+      </w:r>
+    </w:p>
+    <w:p>
+      <w:pPr>
+        <w:pStyle w:val="ListBullet"/>
+        <w:spacing w:line="240" w:lineRule="auto"/>
+        <w:ind w:left="720"/>
+      </w:pPr>
+      <w:r>
+        <w:rPr>
+          <w:lang w:val="en_US" w:bidi="en_US"/>
+        </w:rPr>
+      </w:r>
+      <w:r>
+        <w:rPr>
+          <w:i/>
+          <w:lang w:val="en_US" w:bidi="en_US"/>
+        </w:rPr>
+        <w:t>The Book of the Wars of the Lord</w:t>
+      </w:r>
+      <w:r>
+        <w:rPr>
+          <w:lang w:val="en_US" w:bidi="en_US"/>
+        </w:rPr>
+        <w:t xml:space="preserve"> (</w:t>
+      </w:r>
+      <w:hyperlink r:id="rId39">
         <w:r>
           <w:rPr>
             <w:lang w:val="en_US" w:bidi="en_US"/>
@@ -550,30 +1427,34 @@
             <w:color w:val="0000EE"/>
             <w:u w:val="single"/>
           </w:rPr>
-          <w:t>14:6–9</w:t>
+          <w:t>Numbers 21:14–15</w:t>
         </w:r>
       </w:hyperlink>
       <w:r>
         <w:rPr>
           <w:lang w:val="en_US" w:bidi="en_US"/>
         </w:rPr>
-        <w:t>).</w:t>
-      </w:r>
-    </w:p>
-    <w:p>
-      <w:pPr/>
-      <w:r>
-        <w:rPr>
-          <w:lang w:val="en_US" w:bidi="en_US"/>
-        </w:rPr>
-      </w:r>
-      <w:r>
-        <w:rPr>
-          <w:lang w:val="en_US" w:bidi="en_US"/>
-        </w:rPr>
-        <w:t xml:space="preserve">Israel’s army was tested on several occasions before they entered Canaan (chs </w:t>
-      </w:r>
-      <w:hyperlink r:id="rId20">
+        <w:t xml:space="preserve">), </w:t>
+      </w:r>
+    </w:p>
+    <w:p>
+      <w:pPr>
+        <w:pStyle w:val="ListBullet"/>
+        <w:spacing w:line="240" w:lineRule="auto"/>
+        <w:ind w:left="720"/>
+      </w:pPr>
+      <w:r>
+        <w:rPr>
+          <w:lang w:val="en_US" w:bidi="en_US"/>
+        </w:rPr>
+      </w:r>
+      <w:r>
+        <w:rPr>
+          <w:lang w:val="en_US" w:bidi="en_US"/>
+        </w:rPr>
+        <w:t>the “Song of the Well,” (</w:t>
+      </w:r>
+      <w:hyperlink r:id="rId40">
         <w:r>
           <w:rPr>
             <w:lang w:val="en_US" w:bidi="en_US"/>
@@ -582,620 +1463,34 @@
             <w:color w:val="0000EE"/>
             <w:u w:val="single"/>
           </w:rPr>
-          <w:t>14</w:t>
+          <w:t>21:7–18</w:t>
         </w:r>
       </w:hyperlink>
       <w:r>
         <w:rPr>
           <w:lang w:val="en_US" w:bidi="en_US"/>
         </w:rPr>
-        <w:t xml:space="preserve">, </w:t>
-      </w:r>
-      <w:hyperlink r:id="rId26">
-        <w:r>
-          <w:rPr>
-            <w:lang w:val="en_US" w:bidi="en_US"/>
-          </w:rPr>
-          <w:rPr>
-            <w:color w:val="0000EE"/>
-            <w:u w:val="single"/>
-          </w:rPr>
-          <w:t>21</w:t>
-        </w:r>
-      </w:hyperlink>
-      <w:r>
-        <w:rPr>
-          <w:lang w:val="en_US" w:bidi="en_US"/>
-        </w:rPr>
-        <w:t xml:space="preserve">, </w:t>
-      </w:r>
-      <w:hyperlink r:id="rId27">
-        <w:r>
-          <w:rPr>
-            <w:lang w:val="en_US" w:bidi="en_US"/>
-          </w:rPr>
-          <w:rPr>
-            <w:color w:val="0000EE"/>
-            <w:u w:val="single"/>
-          </w:rPr>
-          <w:t>31</w:t>
-        </w:r>
-      </w:hyperlink>
-      <w:r>
-        <w:rPr>
-          <w:lang w:val="en_US" w:bidi="en_US"/>
-        </w:rPr>
-        <w:t xml:space="preserve">), and the story of Balaam is recounted (chs </w:t>
-      </w:r>
-      <w:hyperlink r:id="rId28">
-        <w:r>
-          <w:rPr>
-            <w:lang w:val="en_US" w:bidi="en_US"/>
-          </w:rPr>
-          <w:rPr>
-            <w:color w:val="0000EE"/>
-            <w:u w:val="single"/>
-          </w:rPr>
-          <w:t>22–24</w:t>
-        </w:r>
-      </w:hyperlink>
-      <w:r>
-        <w:rPr>
-          <w:lang w:val="en_US" w:bidi="en_US"/>
-        </w:rPr>
-        <w:t xml:space="preserve">). Arrangements were made for settling Transjordan (ch </w:t>
-      </w:r>
-      <w:hyperlink r:id="rId29">
-        <w:r>
-          <w:rPr>
-            <w:lang w:val="en_US" w:bidi="en_US"/>
-          </w:rPr>
-          <w:rPr>
-            <w:color w:val="0000EE"/>
-            <w:u w:val="single"/>
-          </w:rPr>
-          <w:t>32</w:t>
-        </w:r>
-      </w:hyperlink>
-      <w:r>
-        <w:rPr>
-          <w:lang w:val="en_US" w:bidi="en_US"/>
-        </w:rPr>
-        <w:t xml:space="preserve">), the wilderness journey was reviewed (ch </w:t>
-      </w:r>
-      <w:hyperlink r:id="rId30">
-        <w:r>
-          <w:rPr>
-            <w:lang w:val="en_US" w:bidi="en_US"/>
-          </w:rPr>
-          <w:rPr>
-            <w:color w:val="0000EE"/>
-            <w:u w:val="single"/>
-          </w:rPr>
-          <w:t>33</w:t>
-        </w:r>
-      </w:hyperlink>
-      <w:r>
-        <w:rPr>
-          <w:lang w:val="en_US" w:bidi="en_US"/>
-        </w:rPr>
-        <w:t xml:space="preserve">), and Moses anticipated the occupation of Canaan (chs </w:t>
-      </w:r>
-      <w:hyperlink r:id="rId31">
-        <w:r>
-          <w:rPr>
-            <w:lang w:val="en_US" w:bidi="en_US"/>
-          </w:rPr>
-          <w:rPr>
-            <w:color w:val="0000EE"/>
-            <w:u w:val="single"/>
-          </w:rPr>
-          <w:t>34–36</w:t>
-        </w:r>
-      </w:hyperlink>
-      <w:r>
-        <w:rPr>
-          <w:lang w:val="en_US" w:bidi="en_US"/>
-        </w:rPr>
-        <w:t>).</w:t>
-      </w:r>
-    </w:p>
-    <w:p>
-      <w:pPr/>
-      <w:r>
-        <w:rPr>
-          <w:lang w:val="en_US" w:bidi="en_US"/>
-        </w:rPr>
-      </w:r>
-      <w:r>
-        <w:rPr>
-          <w:lang w:val="en_US" w:bidi="en_US"/>
-        </w:rPr>
-        <w:t>Numbers is a case study in how Israel maintained—and failed to maintain—covenant regulations in their day-to-day experiences.</w:t>
-      </w:r>
-    </w:p>
-    <w:p>
-      <w:pPr>
-        <w:pStyle w:val="Heading2"/>
-      </w:pPr>
-      <w:r>
-        <w:rPr>
-          <w:lang w:val="en_US" w:bidi="en_US"/>
-        </w:rPr>
-        <w:t>Authorship</w:t>
-      </w:r>
-    </w:p>
-    <w:p>
-      <w:pPr/>
-      <w:r>
-        <w:rPr>
-          <w:lang w:val="en_US" w:bidi="en_US"/>
-        </w:rPr>
-      </w:r>
-      <w:r>
-        <w:rPr>
-          <w:lang w:val="en_US" w:bidi="en_US"/>
-        </w:rPr>
-        <w:t xml:space="preserve">As with the other books of the Pentateuch, Moses has traditionally been recognized as the author of Numbers. Until the advent of modern scholarship, both Jewish and Christian scholars held to Moses’ authorship; the Old Testament, the New Testament, and much ancient Jewish literature also made this assumption. References to Moses’ role as author occur throughout the Pentateuch (e.g., </w:t>
-      </w:r>
-      <w:hyperlink r:id="rId32">
-        <w:r>
-          <w:rPr>
-            <w:lang w:val="en_US" w:bidi="en_US"/>
-          </w:rPr>
-          <w:rPr>
-            <w:color w:val="0000EE"/>
-            <w:u w:val="single"/>
-          </w:rPr>
-          <w:t>Num 33:1–2</w:t>
-        </w:r>
-      </w:hyperlink>
-      <w:r>
-        <w:rPr>
-          <w:lang w:val="en_US" w:bidi="en_US"/>
-        </w:rPr>
-        <w:t>). There is no need to exclude Moses out of hand as the primary author—on the basis of content or the level of literacy feasible at the time of the Exodus and conquest—except in passages such as the account of his death (</w:t>
-      </w:r>
-      <w:hyperlink r:id="rId33">
-        <w:r>
-          <w:rPr>
-            <w:lang w:val="en_US" w:bidi="en_US"/>
-          </w:rPr>
-          <w:rPr>
-            <w:color w:val="0000EE"/>
-            <w:u w:val="single"/>
-          </w:rPr>
-          <w:t>Deut 34</w:t>
-        </w:r>
-      </w:hyperlink>
-      <w:r>
-        <w:rPr>
-          <w:lang w:val="en_US" w:bidi="en_US"/>
-        </w:rPr>
-        <w:t>). It is also possible that Moses supervised the compilation of books credited to him or, like the apostle Paul, dictated parts of his writings.</w:t>
-      </w:r>
-    </w:p>
-    <w:p>
-      <w:pPr/>
-      <w:r>
-        <w:rPr>
-          <w:lang w:val="en_US" w:bidi="en_US"/>
-        </w:rPr>
-      </w:r>
-      <w:r>
-        <w:rPr>
-          <w:lang w:val="en_US" w:bidi="en_US"/>
-        </w:rPr>
-        <w:t xml:space="preserve">Many scholars postulate various sources from which later editors created the books of the Pentateuch, but this “Documentary Hypothesis” remains speculative (see </w:t>
-      </w:r>
-      <w:r>
-        <w:rPr>
-          <w:lang w:val="en_US" w:bidi="en_US"/>
-        </w:rPr>
-        <w:t>Genesis Book Introduction,</w:t>
-      </w:r>
-      <w:r>
-        <w:rPr>
-          <w:lang w:val="en_US" w:bidi="en_US"/>
-        </w:rPr>
-        <w:t xml:space="preserve"> “Authorship”). Even allowing for later modifications by scribes and editors, Numbers substantially represents itself as Moses’ work.</w:t>
-      </w:r>
-    </w:p>
-    <w:p>
-      <w:pPr>
-        <w:pStyle w:val="Heading2"/>
-      </w:pPr>
-      <w:r>
-        <w:rPr>
-          <w:lang w:val="en_US" w:bidi="en_US"/>
-        </w:rPr>
-        <w:t>Date and Geography</w:t>
-      </w:r>
-    </w:p>
-    <w:p>
-      <w:pPr/>
-      <w:r>
-        <w:rPr>
-          <w:lang w:val="en_US" w:bidi="en_US"/>
-        </w:rPr>
-      </w:r>
-      <w:r>
-        <w:rPr>
-          <w:lang w:val="en_US" w:bidi="en_US"/>
-        </w:rPr>
-        <w:t xml:space="preserve">The geographical, cultural, and linguistic data related to Numbers fit either an early date or a late date (1400s or 1200s BC) for the Exodus and conquest (see </w:t>
-      </w:r>
-      <w:r>
-        <w:rPr>
-          <w:lang w:val="en_US" w:bidi="en_US"/>
-        </w:rPr>
-        <w:t>Exodus Book Introduction,</w:t>
-      </w:r>
-      <w:r>
-        <w:rPr>
-          <w:lang w:val="en_US" w:bidi="en_US"/>
-        </w:rPr>
-        <w:t xml:space="preserve"> “The Date of the Exodus”).</w:t>
-      </w:r>
-    </w:p>
-    <w:p>
-      <w:pPr/>
-      <w:r>
-        <w:rPr>
-          <w:lang w:val="en_US" w:bidi="en_US"/>
-        </w:rPr>
-      </w:r>
-      <w:r>
-        <w:rPr>
-          <w:lang w:val="en_US" w:bidi="en_US"/>
-        </w:rPr>
-        <w:t>The archaeological evidence from Sinai, the Negev, and Transjordan (Edom, Moab, and Ammon) also contributes significantly to discussion about the historical background of the conquest. Scholars are unable to identify exact locations for many place-names mentioned in the wilderness itinerary, and there are problems with various other sites named in Numbers.</w:t>
-      </w:r>
-    </w:p>
-    <w:p>
-      <w:pPr>
-        <w:pStyle w:val="Heading2"/>
-      </w:pPr>
-      <w:r>
-        <w:rPr>
-          <w:lang w:val="en_US" w:bidi="en_US"/>
-        </w:rPr>
-        <w:t>Literary Issues</w:t>
-      </w:r>
-    </w:p>
-    <w:p>
-      <w:pPr/>
-      <w:r>
-        <w:rPr>
-          <w:lang w:val="en_US" w:bidi="en_US"/>
-        </w:rPr>
-      </w:r>
-      <w:r>
-        <w:rPr>
-          <w:lang w:val="en_US" w:bidi="en_US"/>
-        </w:rPr>
-        <w:t xml:space="preserve">Title of the Book. The name “Numbers” derives from this book’s interest in statistics (see chs </w:t>
-      </w:r>
-      <w:hyperlink r:id="rId16">
-        <w:r>
-          <w:rPr>
-            <w:lang w:val="en_US" w:bidi="en_US"/>
-          </w:rPr>
-          <w:rPr>
-            <w:color w:val="0000EE"/>
-            <w:u w:val="single"/>
-          </w:rPr>
-          <w:t>1–4</w:t>
-        </w:r>
-      </w:hyperlink>
-      <w:r>
-        <w:rPr>
-          <w:lang w:val="en_US" w:bidi="en_US"/>
-        </w:rPr>
-        <w:t xml:space="preserve">, </w:t>
-      </w:r>
-      <w:hyperlink r:id="rId17">
-        <w:r>
-          <w:rPr>
-            <w:lang w:val="en_US" w:bidi="en_US"/>
-          </w:rPr>
-          <w:rPr>
-            <w:color w:val="0000EE"/>
-            <w:u w:val="single"/>
-          </w:rPr>
-          <w:t>26</w:t>
-        </w:r>
-      </w:hyperlink>
-      <w:r>
-        <w:rPr>
-          <w:lang w:val="en_US" w:bidi="en_US"/>
-        </w:rPr>
-        <w:t xml:space="preserve">). This title is the English translation of the Latin title </w:t>
-      </w:r>
-      <w:r>
-        <w:rPr>
-          <w:i/>
-          <w:lang w:val="en_US" w:bidi="en_US"/>
-        </w:rPr>
-        <w:t>Numeri</w:t>
-      </w:r>
-      <w:r>
-        <w:rPr>
-          <w:lang w:val="en_US" w:bidi="en_US"/>
-        </w:rPr>
-        <w:t xml:space="preserve"> and the Greek </w:t>
-      </w:r>
-      <w:r>
-        <w:rPr>
-          <w:i/>
-          <w:lang w:val="en_US" w:bidi="en_US"/>
-        </w:rPr>
-        <w:t>Arithmoi</w:t>
-      </w:r>
-      <w:r>
-        <w:rPr>
-          <w:lang w:val="en_US" w:bidi="en_US"/>
-        </w:rPr>
-        <w:t xml:space="preserve">, the names given to this book by the Latin Vulgate and Greek Septuagint translations of the Old Testament. The registration accounts show with mathematical precision that the Israelites who left Egypt were not the same people who crossed the Jordan into Canaan. In the Hebrew Bible, the book of Numbers is called bemidbar (“in the wilderness”), the fourth word of </w:t>
-      </w:r>
-      <w:hyperlink r:id="rId34">
-        <w:r>
-          <w:rPr>
-            <w:lang w:val="en_US" w:bidi="en_US"/>
-          </w:rPr>
-          <w:rPr>
-            <w:color w:val="0000EE"/>
-            <w:u w:val="single"/>
-          </w:rPr>
-          <w:t>Num 1:1</w:t>
-        </w:r>
-      </w:hyperlink>
-      <w:r>
-        <w:rPr>
-          <w:lang w:val="en_US" w:bidi="en_US"/>
-        </w:rPr>
-        <w:t xml:space="preserve"> in the Hebrew text. This title is certainly appropriate, since it reflects the book’s geographical setting and chronological framework.</w:t>
-      </w:r>
-    </w:p>
-    <w:p>
-      <w:pPr/>
-      <w:r>
-        <w:rPr>
-          <w:lang w:val="en_US" w:bidi="en_US"/>
-        </w:rPr>
-      </w:r>
-      <w:r>
-        <w:rPr>
-          <w:lang w:val="en_US" w:bidi="en_US"/>
-        </w:rPr>
-        <w:t xml:space="preserve">Literary Genres. The book of Numbers includes a variety of common literary genres, such as narrative (e.g., </w:t>
-      </w:r>
-      <w:hyperlink r:id="rId35">
-        <w:r>
-          <w:rPr>
-            <w:lang w:val="en_US" w:bidi="en_US"/>
-          </w:rPr>
-          <w:rPr>
-            <w:color w:val="0000EE"/>
-            <w:u w:val="single"/>
-          </w:rPr>
-          <w:t>10:11–14:45</w:t>
-        </w:r>
-      </w:hyperlink>
-      <w:r>
-        <w:rPr>
-          <w:lang w:val="en_US" w:bidi="en_US"/>
-        </w:rPr>
-        <w:t xml:space="preserve">), poetry (e.g., chs </w:t>
-      </w:r>
-      <w:hyperlink r:id="rId36">
-        <w:r>
-          <w:rPr>
-            <w:lang w:val="en_US" w:bidi="en_US"/>
-          </w:rPr>
-          <w:rPr>
-            <w:color w:val="0000EE"/>
-            <w:u w:val="single"/>
-          </w:rPr>
-          <w:t>23–24</w:t>
-        </w:r>
-      </w:hyperlink>
-      <w:r>
-        <w:rPr>
-          <w:lang w:val="en_US" w:bidi="en_US"/>
-        </w:rPr>
-        <w:t xml:space="preserve">), and law (e.g., chs </w:t>
-      </w:r>
-      <w:hyperlink r:id="rId37">
-        <w:r>
-          <w:rPr>
-            <w:lang w:val="en_US" w:bidi="en_US"/>
-          </w:rPr>
-          <w:rPr>
-            <w:color w:val="0000EE"/>
-            <w:u w:val="single"/>
-          </w:rPr>
-          <w:t>4–6</w:t>
-        </w:r>
-      </w:hyperlink>
-      <w:r>
-        <w:rPr>
-          <w:lang w:val="en_US" w:bidi="en_US"/>
-        </w:rPr>
-        <w:t xml:space="preserve">). It also contains detailed lists of facts and figures, such as registration tallies (e.g., chs </w:t>
-      </w:r>
-      <w:hyperlink r:id="rId16">
-        <w:r>
-          <w:rPr>
-            <w:lang w:val="en_US" w:bidi="en_US"/>
-          </w:rPr>
-          <w:rPr>
-            <w:color w:val="0000EE"/>
-            <w:u w:val="single"/>
-          </w:rPr>
-          <w:t>1–4</w:t>
-        </w:r>
-      </w:hyperlink>
-      <w:r>
-        <w:rPr>
-          <w:lang w:val="en_US" w:bidi="en_US"/>
-        </w:rPr>
-        <w:t xml:space="preserve">), offerings (e.g., ch </w:t>
-      </w:r>
-      <w:hyperlink r:id="rId38">
-        <w:r>
-          <w:rPr>
-            <w:lang w:val="en_US" w:bidi="en_US"/>
-          </w:rPr>
-          <w:rPr>
-            <w:color w:val="0000EE"/>
-            <w:u w:val="single"/>
-          </w:rPr>
-          <w:t>7</w:t>
-        </w:r>
-      </w:hyperlink>
-      <w:r>
-        <w:rPr>
-          <w:lang w:val="en_US" w:bidi="en_US"/>
-        </w:rPr>
-        <w:t xml:space="preserve">), and travel itineraries (e.g., ch </w:t>
-      </w:r>
-      <w:hyperlink r:id="rId30">
-        <w:r>
-          <w:rPr>
-            <w:lang w:val="en_US" w:bidi="en_US"/>
-          </w:rPr>
-          <w:rPr>
-            <w:color w:val="0000EE"/>
-            <w:u w:val="single"/>
-          </w:rPr>
-          <w:t>33</w:t>
-        </w:r>
-      </w:hyperlink>
-      <w:r>
-        <w:rPr>
-          <w:lang w:val="en_US" w:bidi="en_US"/>
-        </w:rPr>
-        <w:t xml:space="preserve">). The NLT compiles various prose lists into concise tables of names and numbers (chs </w:t>
-      </w:r>
-      <w:hyperlink r:id="rId39">
-        <w:r>
-          <w:rPr>
-            <w:lang w:val="en_US" w:bidi="en_US"/>
-          </w:rPr>
-          <w:rPr>
-            <w:color w:val="0000EE"/>
-            <w:u w:val="single"/>
-          </w:rPr>
-          <w:t>1–2</w:t>
-        </w:r>
-      </w:hyperlink>
-      <w:r>
-        <w:rPr>
-          <w:lang w:val="en_US" w:bidi="en_US"/>
-        </w:rPr>
-        <w:t xml:space="preserve">; </w:t>
-      </w:r>
-      <w:hyperlink r:id="rId40">
-        <w:r>
-          <w:rPr>
-            <w:lang w:val="en_US" w:bidi="en_US"/>
-          </w:rPr>
-          <w:rPr>
-            <w:color w:val="0000EE"/>
-            <w:u w:val="single"/>
-          </w:rPr>
-          <w:t>13</w:t>
-        </w:r>
-      </w:hyperlink>
-      <w:r>
-        <w:rPr>
-          <w:lang w:val="en_US" w:bidi="en_US"/>
-        </w:rPr>
-        <w:t xml:space="preserve">, </w:t>
+        <w:t xml:space="preserve">), and </w:t>
+      </w:r>
+    </w:p>
+    <w:p>
+      <w:pPr>
+        <w:pStyle w:val="ListBullet"/>
+        <w:spacing w:line="240" w:lineRule="auto"/>
+        <w:ind w:left="720"/>
+      </w:pPr>
+      <w:r>
+        <w:rPr>
+          <w:lang w:val="en_US" w:bidi="en_US"/>
+        </w:rPr>
+      </w:r>
+      <w:r>
+        <w:rPr>
+          <w:lang w:val="en_US" w:bidi="en_US"/>
+        </w:rPr>
+        <w:t>the “Song of Heshbon” (</w:t>
       </w:r>
       <w:hyperlink r:id="rId41">
-        <w:r>
-          <w:rPr>
-            <w:lang w:val="en_US" w:bidi="en_US"/>
-          </w:rPr>
-          <w:rPr>
-            <w:color w:val="0000EE"/>
-            <w:u w:val="single"/>
-          </w:rPr>
-          <w:t>34</w:t>
-        </w:r>
-      </w:hyperlink>
-      <w:r>
-        <w:rPr>
-          <w:lang w:val="en_US" w:bidi="en_US"/>
-        </w:rPr>
-        <w:t>).</w:t>
-      </w:r>
-    </w:p>
-    <w:p>
-      <w:pPr/>
-      <w:r>
-        <w:rPr>
-          <w:lang w:val="en_US" w:bidi="en_US"/>
-        </w:rPr>
-      </w:r>
-      <w:r>
-        <w:rPr>
-          <w:lang w:val="en_US" w:bidi="en_US"/>
-        </w:rPr>
-        <w:t xml:space="preserve">Literary Sources. The Hebrew Bible identifies ancient sources that Moses (and perhaps later editors) consulted, such as </w:t>
-      </w:r>
-      <w:r>
-        <w:rPr>
-          <w:i/>
-          <w:lang w:val="en_US" w:bidi="en_US"/>
-        </w:rPr>
-        <w:t xml:space="preserve">The Book of the Wars of the </w:t>
-      </w:r>
-      <w:r>
-        <w:rPr>
-          <w:lang w:val="en_US" w:bidi="en_US"/>
-        </w:rPr>
-        <w:t>Lord (</w:t>
-      </w:r>
-      <w:hyperlink r:id="rId42">
-        <w:r>
-          <w:rPr>
-            <w:lang w:val="en_US" w:bidi="en_US"/>
-          </w:rPr>
-          <w:rPr>
-            <w:color w:val="0000EE"/>
-            <w:u w:val="single"/>
-          </w:rPr>
-          <w:t>21:14–15</w:t>
-        </w:r>
-      </w:hyperlink>
-      <w:r>
-        <w:rPr>
-          <w:lang w:val="en_US" w:bidi="en_US"/>
-        </w:rPr>
-        <w:t>), the “Song of the Well” (</w:t>
-      </w:r>
-      <w:hyperlink r:id="rId43">
-        <w:r>
-          <w:rPr>
-            <w:lang w:val="en_US" w:bidi="en_US"/>
-          </w:rPr>
-          <w:rPr>
-            <w:color w:val="0000EE"/>
-            <w:u w:val="single"/>
-          </w:rPr>
-          <w:t>21:17–18</w:t>
-        </w:r>
-      </w:hyperlink>
-      <w:r>
-        <w:rPr>
-          <w:lang w:val="en_US" w:bidi="en_US"/>
-        </w:rPr>
-        <w:t>), and the “Song of Heshbon” (</w:t>
-      </w:r>
-      <w:hyperlink r:id="rId44">
         <w:r>
           <w:rPr>
             <w:lang w:val="en_US" w:bidi="en_US"/>
@@ -1211,7 +1506,15 @@
         <w:rPr>
           <w:lang w:val="en_US" w:bidi="en_US"/>
         </w:rPr>
-        <w:t xml:space="preserve">). Chapters </w:t>
+        <w:t xml:space="preserve">). </w:t>
+      </w:r>
+    </w:p>
+    <w:p>
+      <w:pPr/>
+      <w:r>
+        <w:rPr>
+          <w:lang w:val="en_US" w:bidi="en_US"/>
+        </w:rPr>
       </w:r>
       <w:hyperlink r:id="rId36">
         <w:r>
@@ -1222,16 +1525,16 @@
             <w:color w:val="0000EE"/>
             <w:u w:val="single"/>
           </w:rPr>
-          <w:t>23–24</w:t>
+          <w:t>Numbers 23–24</w:t>
         </w:r>
       </w:hyperlink>
       <w:r>
         <w:rPr>
           <w:lang w:val="en_US" w:bidi="en_US"/>
         </w:rPr>
-        <w:t xml:space="preserve"> contain many poetic lines from the non-Israelite prophet Balaam; </w:t>
-      </w:r>
-      <w:hyperlink r:id="rId45">
+        <w:t xml:space="preserve"> includes many lines of poetry from Balaam, a prophet who was not an Israelite. </w:t>
+      </w:r>
+      <w:hyperlink r:id="rId42">
         <w:r>
           <w:rPr>
             <w:lang w:val="en_US" w:bidi="en_US"/>
@@ -1240,14 +1543,14 @@
             <w:color w:val="0000EE"/>
             <w:u w:val="single"/>
           </w:rPr>
-          <w:t>31:32–47</w:t>
+          <w:t>Numbers 31:32–47</w:t>
         </w:r>
       </w:hyperlink>
       <w:r>
         <w:rPr>
           <w:lang w:val="en_US" w:bidi="en_US"/>
         </w:rPr>
-        <w:t xml:space="preserve"> seems to be based on an actual record of war spoils; and chapter </w:t>
+        <w:t xml:space="preserve"> seems to come from a record of the goods taken after war. </w:t>
       </w:r>
       <w:hyperlink r:id="rId30">
         <w:r>
@@ -1258,14 +1561,25 @@
             <w:color w:val="0000EE"/>
             <w:u w:val="single"/>
           </w:rPr>
-          <w:t>33</w:t>
+          <w:t>Numbers 33</w:t>
         </w:r>
       </w:hyperlink>
       <w:r>
         <w:rPr>
           <w:lang w:val="en_US" w:bidi="en_US"/>
         </w:rPr>
-        <w:t xml:space="preserve"> appears to derive from a written diary.</w:t>
+        <w:t xml:space="preserve"> appears to come from a written travel record.</w:t>
+      </w:r>
+    </w:p>
+    <w:p>
+      <w:pPr>
+        <w:pStyle w:val="Heading2"/>
+      </w:pPr>
+      <w:r>
+        <w:rPr>
+          <w:lang w:val="en_US" w:bidi="en_US"/>
+        </w:rPr>
+        <w:t>Text</w:t>
       </w:r>
     </w:p>
     <w:p>
@@ -1279,9 +1593,9 @@
         <w:rPr>
           <w:lang w:val="en_US" w:bidi="en_US"/>
         </w:rPr>
-        <w:t xml:space="preserve">Text. The Hebrew text of Numbers is very well preserved, except for a few sections of poetry in chapters </w:t>
-      </w:r>
-      <w:hyperlink r:id="rId46">
+        <w:t xml:space="preserve">The Hebrew text of Numbers has been preserved very well. However, some poetry in </w:t>
+      </w:r>
+      <w:hyperlink r:id="rId43">
         <w:r>
           <w:rPr>
             <w:lang w:val="en_US" w:bidi="en_US"/>
@@ -1290,14 +1604,28 @@
             <w:color w:val="0000EE"/>
             <w:u w:val="single"/>
           </w:rPr>
-          <w:t>21–24</w:t>
+          <w:t>Numbers 21–24</w:t>
         </w:r>
       </w:hyperlink>
       <w:r>
         <w:rPr>
           <w:lang w:val="en_US" w:bidi="en_US"/>
         </w:rPr>
-        <w:t xml:space="preserve"> that are difficult to interpret. The generally good condition of the Hebrew text is evident when comparing the Hebrew Masoretic Text (AD 900s) with much earlier fragments of Numbers found in the Dead Sea Scrolls (150 BC—AD 125); there are only a few insignificant variations between the two. Greater differences exist between the Masoretic Text, equivalent sections in the Greek Old Testament (the Septuagint), and the Samaritan Pentateuch, but they represent deliberate differences of interpretation, not just variant readings of the manuscripts.</w:t>
+        <w:t xml:space="preserve"> is hard to interpret. We can see that the Hebrew text is in good condition by comparing two sources. The first is the Hebrew Masoretic Text, which comes from the AD 900s. The second is earlier copies of parts of Numbers found among the Dead Sea Scrolls. These copies date from about 150 BC to AD 125. There are only a few small differences between them.</w:t>
+      </w:r>
+    </w:p>
+    <w:p>
+      <w:pPr/>
+      <w:r>
+        <w:rPr>
+          <w:lang w:val="en_US" w:bidi="en_US"/>
+        </w:rPr>
+      </w:r>
+      <w:r>
+        <w:rPr>
+          <w:lang w:val="en_US" w:bidi="en_US"/>
+        </w:rPr>
+        <w:t>There are greater differences between the Masoretic Text, the Greek Old Testament called the Septuagint, and the Samaritan Pentateuch. The Samaritan Pentateuch is the version of the first five books of the Bible used by the Samaritan community. These differences usually show deliberate interpretation. They are not only small differences between manuscript copies.</w:t>
       </w:r>
     </w:p>
     <w:p>
@@ -1322,7 +1650,7 @@
         <w:rPr>
           <w:lang w:val="en_US" w:bidi="en_US"/>
         </w:rPr>
-        <w:t>Numbers explains how God provided for his people’s needs, and it documents the Israelites’ repeated disobedience as they rebelled against the Lord’s commands. The Israelites did not wander in the wilderness for forty years because they were lost, but because of their faithlessness and rebellion.</w:t>
+        <w:t>Numbers explains how God provided for his people’s needs. It also tells how the Israelites disobeyed him again and again. They rebelled against the Lord’s commands. The Israelites did not spend 40 years in the wilderness because they were lost. They stayed there because they did not trust the Lord and rebelled against him.</w:t>
       </w:r>
     </w:p>
     <w:p>
@@ -1336,7 +1664,7 @@
         <w:rPr>
           <w:lang w:val="en_US" w:bidi="en_US"/>
         </w:rPr>
-        <w:t>Numbers highlights Israel’s struggle with God. As often as God called the Israelites to adhere to the law, they disobeyed him. The Israelites could count on God’s provision for their physical necessities and for guidance and instruction through their chosen leaders. Yet God’s constant provision was often met with lack of faith. Numbers illustrates the swift judgment of a holy God, while teaching that the Lord is faithful and patient.</w:t>
+        <w:t>The book of Numbers shows Israel’s struggle to obey God. God often called the Israelites to follow his law, but they disobeyed him. The Israelites could depend on God to give them what they needed. He gave them food, water, guidance, and teaching through the leaders he had chosen. Yet the people often failed to trust him. The book of Numbers shows that the holy God judges sin quickly. It also teaches that the Lord is faithful and patient.</w:t>
       </w:r>
     </w:p>
     <w:p>
@@ -1350,7 +1678,21 @@
         <w:rPr>
           <w:lang w:val="en_US" w:bidi="en_US"/>
         </w:rPr>
-        <w:t>As in ancient Israel, all communities of believers need unwavering leadership, and Numbers continues to warn those who too easily forget God’s holy nature. Specific episodes from Numbers are used in the New Testament as powerful object lessons:</w:t>
+        <w:t>Like ancient Israel, every community of believers needs strong and faithful leaders. The book of Numbers also warns people who too easily forget that God is holy.</w:t>
+      </w:r>
+    </w:p>
+    <w:p>
+      <w:pPr/>
+      <w:r>
+        <w:rPr>
+          <w:lang w:val="en_US" w:bidi="en_US"/>
+        </w:rPr>
+      </w:r>
+      <w:r>
+        <w:rPr>
+          <w:lang w:val="en_US" w:bidi="en_US"/>
+        </w:rPr>
+        <w:t>The New Testament uses several events from Numbers as powerful lessons:</w:t>
       </w:r>
     </w:p>
     <w:p>
@@ -1370,7 +1712,7 @@
         </w:rPr>
         <w:t xml:space="preserve">In </w:t>
       </w:r>
-      <w:hyperlink r:id="rId47">
+      <w:hyperlink r:id="rId44">
         <w:r>
           <w:rPr>
             <w:lang w:val="en_US" w:bidi="en_US"/>
@@ -1386,9 +1728,9 @@
         <w:rPr>
           <w:lang w:val="en_US" w:bidi="en_US"/>
         </w:rPr>
-        <w:t>, the apostle Paul warns his readers to avoid idolatry, immorality, and grumbling so that they will not perish like the Israelites in the wilderness. God is not pleased with such behavior, and followers of Christ must not put God to the test (</w:t>
-      </w:r>
-      <w:hyperlink r:id="rId48">
+        <w:t>, the apostle Paul warns his readers not to worship idols, commit sexual sin, or complain against God. He tells them not to die like the Israelites in the wilderness. God is not pleased with this kind of behavior. Followers of Christ must not test God (</w:t>
+      </w:r>
+      <w:hyperlink r:id="rId45">
         <w:r>
           <w:rPr>
             <w:lang w:val="en_US" w:bidi="en_US"/>
@@ -1397,7 +1739,7 @@
             <w:color w:val="0000EE"/>
             <w:u w:val="single"/>
           </w:rPr>
-          <w:t>1 Cor 10:9</w:t>
+          <w:t>1 Corinthians 10:9</w:t>
         </w:r>
       </w:hyperlink>
       <w:r>
@@ -1422,9 +1764,9 @@
         <w:rPr>
           <w:lang w:val="en_US" w:bidi="en_US"/>
         </w:rPr>
-        <w:t>The author of Hebrews identifies repeated instances of Israel’s hardhearted and disobedient spirit and says that God responded to this waywardness with swift and certain wrath (</w:t>
-      </w:r>
-      <w:hyperlink r:id="rId49">
+        <w:t>The author of Hebrews points to several times when Israel was stubborn and disobeyed God. He says that God responded to their rebellion with quick and certain judgment (</w:t>
+      </w:r>
+      <w:hyperlink r:id="rId46">
         <w:r>
           <w:rPr>
             <w:lang w:val="en_US" w:bidi="en_US"/>
@@ -1433,16 +1775,16 @@
             <w:color w:val="0000EE"/>
             <w:u w:val="single"/>
           </w:rPr>
-          <w:t>Heb 3:7–4:11</w:t>
+          <w:t>Hebrews 3:7–4:11</w:t>
         </w:r>
       </w:hyperlink>
       <w:r>
         <w:rPr>
           <w:lang w:val="en_US" w:bidi="en_US"/>
         </w:rPr>
-        <w:t xml:space="preserve">). These verses, which draw heavily on the language of </w:t>
-      </w:r>
-      <w:hyperlink r:id="rId50">
+        <w:t xml:space="preserve">). These verses use much of the language of </w:t>
+      </w:r>
+      <w:hyperlink r:id="rId47">
         <w:r>
           <w:rPr>
             <w:lang w:val="en_US" w:bidi="en_US"/>
@@ -1458,7 +1800,7 @@
         <w:rPr>
           <w:lang w:val="en_US" w:bidi="en_US"/>
         </w:rPr>
-        <w:t>, are saturated with terms that reflect God’s judgment of Israel’s sin.</w:t>
+        <w:t>. They also include many words that show God’s judgment against Israel’s sin.</w:t>
       </w:r>
     </w:p>
     <w:p>
@@ -1472,7 +1814,7 @@
           <w:lang w:val="en_US" w:bidi="en_US"/>
         </w:rPr>
       </w:r>
-      <w:hyperlink r:id="rId51">
+      <w:hyperlink r:id="rId48">
         <w:r>
           <w:rPr>
             <w:lang w:val="en_US" w:bidi="en_US"/>
@@ -1488,7 +1830,7 @@
         <w:rPr>
           <w:lang w:val="en_US" w:bidi="en_US"/>
         </w:rPr>
-        <w:t xml:space="preserve"> teaches Christians about faithfulness by summarizing Numbers.</w:t>
+        <w:t xml:space="preserve"> teaches Christians about faithfulness by summarizing the book of Numbers.</w:t>
       </w:r>
     </w:p>
     <w:p>
@@ -1502,7 +1844,7 @@
         <w:rPr>
           <w:lang w:val="en_US" w:bidi="en_US"/>
         </w:rPr>
-        <w:t>The same God who liberated his people from Egypt destroyed that rebellious generation because they did not believe and obey. Like ancient Israel, Christians must learn from the mistakes of the past and live in faith and obedience to their Lord.</w:t>
+        <w:t>The same God who freed his people from Egypt also destroyed that rebellious generation. They died because they did not trust and obey him. Like ancient Israel, Christians must learn from the mistakes of the past. They must live with faith in the Lord and obey him.</w:t>
       </w:r>
       <w:r>
         <w:rPr>
@@ -3404,6 +3746,12 @@
   </w:num>
   <w:num w:numId="13" w16cid:durableId="592781308">
     <w:abstractNumId w:val="11"/>
+  </w:num>
+  <w:num w:numId="14">
+    <w:abstractNumId w:val="3"/>
+    <w:lvlOverride w:ilvl="0">
+      <w:startOverride w:val="1"/>
+    </w:lvlOverride>
   </w:num>
   <w:numIdMacAtCleanup w:val="10"/>
 </w:numbering>

--- a/eng/docx/04.content.docx
+++ b/eng/docx/04.content.docx
@@ -19,7 +19,7 @@
         <w:rPr>
           <w:lang w:val="en_US" w:bidi="en_US"/>
         </w:rPr>
-        <w:t>Resource: Tyndale Open Study Notes</w:t>
+        <w:t>Resource: Aquifer Open Study Notes (Book Intros)</w:t>
       </w:r>
       <w:r>
         <w:rPr>
@@ -112,7 +112,7 @@
         <w:rPr>
           <w:lang w:val="en_US" w:bidi="en_US"/>
         </w:rPr>
-        <w:t>Tyndale Open Study Notes</w:t>
+        <w:t>Aquifer Open Study Notes (Book Intros)</w:t>
       </w:r>
     </w:p>
     <w:p>

--- a/eng/docx/04.content.docx
+++ b/eng/docx/04.content.docx
@@ -347,18 +347,12 @@
         </w:rPr>
         <w:t>Israel spent 19 days getting ready to leave Mount Sinai (</w:t>
       </w:r>
-      <w:hyperlink r:id="rId13">
-        <w:r>
-          <w:rPr>
-            <w:lang w:val="en_US" w:bidi="en_US"/>
-          </w:rPr>
-          <w:rPr>
-            <w:color w:val="0000EE"/>
-            <w:u w:val="single"/>
-          </w:rPr>
-          <w:t>1:1–10:10</w:t>
-        </w:r>
-      </w:hyperlink>
+      <w:r>
+        <w:rPr>
+          <w:lang w:val="en_US" w:bidi="en_US"/>
+        </w:rPr>
+        <w:t>1:1–10:10</w:t>
+      </w:r>
       <w:r>
         <w:rPr>
           <w:lang w:val="en_US" w:bidi="en_US"/>
@@ -383,18 +377,12 @@
         </w:rPr>
         <w:t>Israel traveled for 39 years from Sinai to the plains of Moab (</w:t>
       </w:r>
-      <w:hyperlink r:id="rId14">
-        <w:r>
-          <w:rPr>
-            <w:lang w:val="en_US" w:bidi="en_US"/>
-          </w:rPr>
-          <w:rPr>
-            <w:color w:val="0000EE"/>
-            <w:u w:val="single"/>
-          </w:rPr>
-          <w:t>10:11–22:1</w:t>
-        </w:r>
-      </w:hyperlink>
+      <w:r>
+        <w:rPr>
+          <w:lang w:val="en_US" w:bidi="en_US"/>
+        </w:rPr>
+        <w:t>10:11–22:1</w:t>
+      </w:r>
       <w:r>
         <w:rPr>
           <w:lang w:val="en_US" w:bidi="en_US"/>
@@ -419,18 +407,12 @@
         </w:rPr>
         <w:t>Israel spent its final months camped on the plains of Moab. This happened shortly before the people entered Canaan (</w:t>
       </w:r>
-      <w:hyperlink r:id="rId15">
-        <w:r>
-          <w:rPr>
-            <w:lang w:val="en_US" w:bidi="en_US"/>
-          </w:rPr>
-          <w:rPr>
-            <w:color w:val="0000EE"/>
-            <w:u w:val="single"/>
-          </w:rPr>
-          <w:t>21:1–36:13</w:t>
-        </w:r>
-      </w:hyperlink>
+      <w:r>
+        <w:rPr>
+          <w:lang w:val="en_US" w:bidi="en_US"/>
+        </w:rPr>
+        <w:t>21:1–36:13</w:t>
+      </w:r>
       <w:r>
         <w:rPr>
           <w:lang w:val="en_US" w:bidi="en_US"/>
@@ -451,36 +433,24 @@
         </w:rPr>
         <w:t>The book of Numbers is also shaped by two counts of Israel’s men who were old enough to serve in the army (</w:t>
       </w:r>
-      <w:hyperlink r:id="rId16">
-        <w:r>
-          <w:rPr>
-            <w:lang w:val="en_US" w:bidi="en_US"/>
-          </w:rPr>
-          <w:rPr>
-            <w:color w:val="0000EE"/>
-            <w:u w:val="single"/>
-          </w:rPr>
-          <w:t>Numbers 1–4</w:t>
-        </w:r>
-      </w:hyperlink>
+      <w:r>
+        <w:rPr>
+          <w:lang w:val="en_US" w:bidi="en_US"/>
+        </w:rPr>
+        <w:t>Numbers 1–4</w:t>
+      </w:r>
       <w:r>
         <w:rPr>
           <w:lang w:val="en_US" w:bidi="en_US"/>
         </w:rPr>
         <w:t xml:space="preserve">, </w:t>
       </w:r>
-      <w:hyperlink r:id="rId17">
-        <w:r>
-          <w:rPr>
-            <w:lang w:val="en_US" w:bidi="en_US"/>
-          </w:rPr>
-          <w:rPr>
-            <w:color w:val="0000EE"/>
-            <w:u w:val="single"/>
-          </w:rPr>
-          <w:t>26</w:t>
-        </w:r>
-      </w:hyperlink>
+      <w:r>
+        <w:rPr>
+          <w:lang w:val="en_US" w:bidi="en_US"/>
+        </w:rPr>
+        <w:t>26</w:t>
+      </w:r>
       <w:r>
         <w:rPr>
           <w:lang w:val="en_US" w:bidi="en_US"/>
@@ -501,144 +471,96 @@
         </w:rPr>
         <w:t>Along the way, the Israelites who left Egypt rebelled against the Lord many times (</w:t>
       </w:r>
-      <w:hyperlink r:id="rId18">
-        <w:r>
-          <w:rPr>
-            <w:lang w:val="en_US" w:bidi="en_US"/>
-          </w:rPr>
-          <w:rPr>
-            <w:color w:val="0000EE"/>
-            <w:u w:val="single"/>
-          </w:rPr>
-          <w:t>Numbers 11</w:t>
-        </w:r>
-      </w:hyperlink>
+      <w:r>
+        <w:rPr>
+          <w:lang w:val="en_US" w:bidi="en_US"/>
+        </w:rPr>
+        <w:t>Numbers 11</w:t>
+      </w:r>
       <w:r>
         <w:rPr>
           <w:lang w:val="en_US" w:bidi="en_US"/>
         </w:rPr>
         <w:t xml:space="preserve">, </w:t>
       </w:r>
-      <w:hyperlink r:id="rId19">
-        <w:r>
-          <w:rPr>
-            <w:lang w:val="en_US" w:bidi="en_US"/>
-          </w:rPr>
-          <w:rPr>
-            <w:color w:val="0000EE"/>
-            <w:u w:val="single"/>
-          </w:rPr>
-          <w:t>12</w:t>
-        </w:r>
-      </w:hyperlink>
+      <w:r>
+        <w:rPr>
+          <w:lang w:val="en_US" w:bidi="en_US"/>
+        </w:rPr>
+        <w:t>12</w:t>
+      </w:r>
       <w:r>
         <w:rPr>
           <w:lang w:val="en_US" w:bidi="en_US"/>
         </w:rPr>
         <w:t xml:space="preserve">, </w:t>
       </w:r>
-      <w:hyperlink r:id="rId20">
-        <w:r>
-          <w:rPr>
-            <w:lang w:val="en_US" w:bidi="en_US"/>
-          </w:rPr>
-          <w:rPr>
-            <w:color w:val="0000EE"/>
-            <w:u w:val="single"/>
-          </w:rPr>
-          <w:t>14</w:t>
-        </w:r>
-      </w:hyperlink>
+      <w:r>
+        <w:rPr>
+          <w:lang w:val="en_US" w:bidi="en_US"/>
+        </w:rPr>
+        <w:t>14</w:t>
+      </w:r>
       <w:r>
         <w:rPr>
           <w:lang w:val="en_US" w:bidi="en_US"/>
         </w:rPr>
         <w:t xml:space="preserve">, </w:t>
       </w:r>
-      <w:hyperlink r:id="rId21">
-        <w:r>
-          <w:rPr>
-            <w:lang w:val="en_US" w:bidi="en_US"/>
-          </w:rPr>
-          <w:rPr>
-            <w:color w:val="0000EE"/>
-            <w:u w:val="single"/>
-          </w:rPr>
-          <w:t>16–17</w:t>
-        </w:r>
-      </w:hyperlink>
+      <w:r>
+        <w:rPr>
+          <w:lang w:val="en_US" w:bidi="en_US"/>
+        </w:rPr>
+        <w:t>16–17</w:t>
+      </w:r>
       <w:r>
         <w:rPr>
           <w:lang w:val="en_US" w:bidi="en_US"/>
         </w:rPr>
         <w:t xml:space="preserve">, </w:t>
       </w:r>
-      <w:hyperlink r:id="rId22">
-        <w:r>
-          <w:rPr>
-            <w:lang w:val="en_US" w:bidi="en_US"/>
-          </w:rPr>
-          <w:rPr>
-            <w:color w:val="0000EE"/>
-            <w:u w:val="single"/>
-          </w:rPr>
-          <w:t>20</w:t>
-        </w:r>
-      </w:hyperlink>
+      <w:r>
+        <w:rPr>
+          <w:lang w:val="en_US" w:bidi="en_US"/>
+        </w:rPr>
+        <w:t>20</w:t>
+      </w:r>
       <w:r>
         <w:rPr>
           <w:lang w:val="en_US" w:bidi="en_US"/>
         </w:rPr>
         <w:t xml:space="preserve">, </w:t>
       </w:r>
-      <w:hyperlink r:id="rId23">
-        <w:r>
-          <w:rPr>
-            <w:lang w:val="en_US" w:bidi="en_US"/>
-          </w:rPr>
-          <w:rPr>
-            <w:color w:val="0000EE"/>
-            <w:u w:val="single"/>
-          </w:rPr>
-          <w:t>25</w:t>
-        </w:r>
-      </w:hyperlink>
+      <w:r>
+        <w:rPr>
+          <w:lang w:val="en_US" w:bidi="en_US"/>
+        </w:rPr>
+        <w:t>25</w:t>
+      </w:r>
       <w:r>
         <w:rPr>
           <w:lang w:val="en_US" w:bidi="en_US"/>
         </w:rPr>
         <w:t>). All of them died in the wilderness except Joshua and Caleb. Joshua and Caleb trusted the Lord and obeyed him (</w:t>
       </w:r>
-      <w:hyperlink r:id="rId24">
-        <w:r>
-          <w:rPr>
-            <w:lang w:val="en_US" w:bidi="en_US"/>
-          </w:rPr>
-          <w:rPr>
-            <w:color w:val="0000EE"/>
-            <w:u w:val="single"/>
-          </w:rPr>
-          <w:t>13:30</w:t>
-        </w:r>
-      </w:hyperlink>
+      <w:r>
+        <w:rPr>
+          <w:lang w:val="en_US" w:bidi="en_US"/>
+        </w:rPr>
+        <w:t>13:30</w:t>
+      </w:r>
       <w:r>
         <w:rPr>
           <w:lang w:val="en_US" w:bidi="en_US"/>
         </w:rPr>
         <w:t xml:space="preserve">; </w:t>
       </w:r>
-      <w:hyperlink r:id="rId25">
-        <w:r>
-          <w:rPr>
-            <w:lang w:val="en_US" w:bidi="en_US"/>
-          </w:rPr>
-          <w:rPr>
-            <w:color w:val="0000EE"/>
-            <w:u w:val="single"/>
-          </w:rPr>
-          <w:t>14:6–9</w:t>
-        </w:r>
-      </w:hyperlink>
+      <w:r>
+        <w:rPr>
+          <w:lang w:val="en_US" w:bidi="en_US"/>
+        </w:rPr>
+        <w:t>14:6–9</w:t>
+      </w:r>
       <w:r>
         <w:rPr>
           <w:lang w:val="en_US" w:bidi="en_US"/>
@@ -659,126 +581,84 @@
         </w:rPr>
         <w:t>Israel’s army was tested several times before the people entered Canaan (</w:t>
       </w:r>
-      <w:hyperlink r:id="rId20">
-        <w:r>
-          <w:rPr>
-            <w:lang w:val="en_US" w:bidi="en_US"/>
-          </w:rPr>
-          <w:rPr>
-            <w:color w:val="0000EE"/>
-            <w:u w:val="single"/>
-          </w:rPr>
-          <w:t>Numbers 14</w:t>
-        </w:r>
-      </w:hyperlink>
+      <w:r>
+        <w:rPr>
+          <w:lang w:val="en_US" w:bidi="en_US"/>
+        </w:rPr>
+        <w:t>Numbers 14</w:t>
+      </w:r>
       <w:r>
         <w:rPr>
           <w:lang w:val="en_US" w:bidi="en_US"/>
         </w:rPr>
         <w:t xml:space="preserve">, </w:t>
       </w:r>
-      <w:hyperlink r:id="rId26">
-        <w:r>
-          <w:rPr>
-            <w:lang w:val="en_US" w:bidi="en_US"/>
-          </w:rPr>
-          <w:rPr>
-            <w:color w:val="0000EE"/>
-            <w:u w:val="single"/>
-          </w:rPr>
-          <w:t>21</w:t>
-        </w:r>
-      </w:hyperlink>
+      <w:r>
+        <w:rPr>
+          <w:lang w:val="en_US" w:bidi="en_US"/>
+        </w:rPr>
+        <w:t>21</w:t>
+      </w:r>
       <w:r>
         <w:rPr>
           <w:lang w:val="en_US" w:bidi="en_US"/>
         </w:rPr>
         <w:t xml:space="preserve">, </w:t>
       </w:r>
-      <w:hyperlink r:id="rId27">
-        <w:r>
-          <w:rPr>
-            <w:lang w:val="en_US" w:bidi="en_US"/>
-          </w:rPr>
-          <w:rPr>
-            <w:color w:val="0000EE"/>
-            <w:u w:val="single"/>
-          </w:rPr>
-          <w:t>31</w:t>
-        </w:r>
-      </w:hyperlink>
+      <w:r>
+        <w:rPr>
+          <w:lang w:val="en_US" w:bidi="en_US"/>
+        </w:rPr>
+        <w:t>31</w:t>
+      </w:r>
       <w:r>
         <w:rPr>
           <w:lang w:val="en_US" w:bidi="en_US"/>
         </w:rPr>
         <w:t>). Numbers also tells the story of Balaam (</w:t>
       </w:r>
-      <w:hyperlink r:id="rId28">
-        <w:r>
-          <w:rPr>
-            <w:lang w:val="en_US" w:bidi="en_US"/>
-          </w:rPr>
-          <w:rPr>
-            <w:color w:val="0000EE"/>
-            <w:u w:val="single"/>
-          </w:rPr>
-          <w:t>22–24</w:t>
-        </w:r>
-      </w:hyperlink>
+      <w:r>
+        <w:rPr>
+          <w:lang w:val="en_US" w:bidi="en_US"/>
+        </w:rPr>
+        <w:t>22–24</w:t>
+      </w:r>
       <w:r>
         <w:rPr>
           <w:lang w:val="en_US" w:bidi="en_US"/>
         </w:rPr>
         <w:t xml:space="preserve">). The book explains how some Israelites settled in Transjordan, the land east of the Jordan River (chapter </w:t>
       </w:r>
-      <w:hyperlink r:id="rId29">
-        <w:r>
-          <w:rPr>
-            <w:lang w:val="en_US" w:bidi="en_US"/>
-          </w:rPr>
-          <w:rPr>
-            <w:color w:val="0000EE"/>
-            <w:u w:val="single"/>
-          </w:rPr>
-          <w:t>32</w:t>
-        </w:r>
-      </w:hyperlink>
+      <w:r>
+        <w:rPr>
+          <w:lang w:val="en_US" w:bidi="en_US"/>
+        </w:rPr>
+        <w:t>32</w:t>
+      </w:r>
       <w:r>
         <w:rPr>
           <w:lang w:val="en_US" w:bidi="en_US"/>
         </w:rPr>
         <w:t>).It also reviews Israel’s journey through the wilderness (</w:t>
       </w:r>
-      <w:hyperlink r:id="rId30">
-        <w:r>
-          <w:rPr>
-            <w:lang w:val="en_US" w:bidi="en_US"/>
-          </w:rPr>
-          <w:rPr>
-            <w:color w:val="0000EE"/>
-            <w:u w:val="single"/>
-          </w:rPr>
-          <w:t>33</w:t>
-        </w:r>
-      </w:hyperlink>
+      <w:r>
+        <w:rPr>
+          <w:lang w:val="en_US" w:bidi="en_US"/>
+        </w:rPr>
+        <w:t>33</w:t>
+      </w:r>
       <w:r>
         <w:rPr>
           <w:lang w:val="en_US" w:bidi="en_US"/>
         </w:rPr>
         <w:t xml:space="preserve">). Then Moses prepared the people to enter and take possession of Canaan (chapters </w:t>
       </w:r>
-      <w:hyperlink r:id="rId31">
-        <w:r>
-          <w:rPr>
-            <w:lang w:val="en_US" w:bidi="en_US"/>
-          </w:rPr>
-          <w:rPr>
-            <w:color w:val="0000EE"/>
-            <w:u w:val="single"/>
-          </w:rPr>
-          <w:t>34–36</w:t>
-        </w:r>
-      </w:hyperlink>
+      <w:r>
+        <w:rPr>
+          <w:lang w:val="en_US" w:bidi="en_US"/>
+        </w:rPr>
+        <w:t>34–36</w:t>
+      </w:r>
       <w:r>
         <w:rPr>
           <w:lang w:val="en_US" w:bidi="en_US"/>
@@ -824,18 +704,12 @@
         </w:rPr>
         <w:t>As with the other books of the Pentateuch, the first five books of the Bible, Moses has traditionally been seen as the author of Numbers. Before modern biblical scholarship began, both Jewish and Christian scholars accepted Moses as the author. The Old Testament, the New Testament, and much ancient Jewish writing also assume this. The Pentateuch often refers to Moses writing things down. For example, Numbers says that Moses recorded the stages of Israel’s journey (</w:t>
       </w:r>
-      <w:hyperlink r:id="rId32">
-        <w:r>
-          <w:rPr>
-            <w:lang w:val="en_US" w:bidi="en_US"/>
-          </w:rPr>
-          <w:rPr>
-            <w:color w:val="0000EE"/>
-            <w:u w:val="single"/>
-          </w:rPr>
-          <w:t>Numbers 33:1–2</w:t>
-        </w:r>
-      </w:hyperlink>
+      <w:r>
+        <w:rPr>
+          <w:lang w:val="en_US" w:bidi="en_US"/>
+        </w:rPr>
+        <w:t>Numbers 33:1–2</w:t>
+      </w:r>
       <w:r>
         <w:rPr>
           <w:lang w:val="en_US" w:bidi="en_US"/>
@@ -856,18 +730,12 @@
         </w:rPr>
         <w:t>There is no clear reason to reject Moses as the main author of Numbers. The content of the book does not require this. People could also read and write at the time of the exodus from Egypt and the conquest of Canaan. However, some passages were likely added or edited later, such as the account of Moses’s death (</w:t>
       </w:r>
-      <w:hyperlink r:id="rId33">
-        <w:r>
-          <w:rPr>
-            <w:lang w:val="en_US" w:bidi="en_US"/>
-          </w:rPr>
-          <w:rPr>
-            <w:color w:val="0000EE"/>
-            <w:u w:val="single"/>
-          </w:rPr>
-          <w:t>Deuteronomy 34</w:t>
-        </w:r>
-      </w:hyperlink>
+      <w:r>
+        <w:rPr>
+          <w:lang w:val="en_US" w:bidi="en_US"/>
+        </w:rPr>
+        <w:t>Deuteronomy 34</w:t>
+      </w:r>
       <w:r>
         <w:rPr>
           <w:lang w:val="en_US" w:bidi="en_US"/>
@@ -892,7 +760,13 @@
         <w:rPr>
           <w:lang w:val="en_US" w:bidi="en_US"/>
         </w:rPr>
-        <w:t>Genesis Book Introduction,</w:t>
+        <w:t>Genesis Book Introduction</w:t>
+      </w:r>
+      <w:r>
+        <w:rPr>
+          <w:lang w:val="en_US" w:bidi="en_US"/>
+        </w:rPr>
+        <w:t>,</w:t>
       </w:r>
       <w:r>
         <w:rPr>
@@ -1006,36 +880,24 @@
         </w:rPr>
         <w:t xml:space="preserve"> comes from the book’s focus on counting the people of Israel (see chapters </w:t>
       </w:r>
-      <w:hyperlink r:id="rId16">
-        <w:r>
-          <w:rPr>
-            <w:lang w:val="en_US" w:bidi="en_US"/>
-          </w:rPr>
-          <w:rPr>
-            <w:color w:val="0000EE"/>
-            <w:u w:val="single"/>
-          </w:rPr>
-          <w:t>1–4</w:t>
-        </w:r>
-      </w:hyperlink>
+      <w:r>
+        <w:rPr>
+          <w:lang w:val="en_US" w:bidi="en_US"/>
+        </w:rPr>
+        <w:t>1–4</w:t>
+      </w:r>
       <w:r>
         <w:rPr>
           <w:lang w:val="en_US" w:bidi="en_US"/>
         </w:rPr>
         <w:t xml:space="preserve">, </w:t>
       </w:r>
-      <w:hyperlink r:id="rId17">
-        <w:r>
-          <w:rPr>
-            <w:lang w:val="en_US" w:bidi="en_US"/>
-          </w:rPr>
-          <w:rPr>
-            <w:color w:val="0000EE"/>
-            <w:u w:val="single"/>
-          </w:rPr>
-          <w:t>26</w:t>
-        </w:r>
-      </w:hyperlink>
+      <w:r>
+        <w:rPr>
+          <w:lang w:val="en_US" w:bidi="en_US"/>
+        </w:rPr>
+        <w:t>26</w:t>
+      </w:r>
       <w:r>
         <w:rPr>
           <w:lang w:val="en_US" w:bidi="en_US"/>
@@ -1095,18 +957,12 @@
         </w:rPr>
         <w:t xml:space="preserve"> (meaning “in the wilderness”). This is the fourth word of </w:t>
       </w:r>
-      <w:hyperlink r:id="rId34">
-        <w:r>
-          <w:rPr>
-            <w:lang w:val="en_US" w:bidi="en_US"/>
-          </w:rPr>
-          <w:rPr>
-            <w:color w:val="0000EE"/>
-            <w:u w:val="single"/>
-          </w:rPr>
-          <w:t>Numbers 1:1</w:t>
-        </w:r>
-      </w:hyperlink>
+      <w:r>
+        <w:rPr>
+          <w:lang w:val="en_US" w:bidi="en_US"/>
+        </w:rPr>
+        <w:t>Numbers 1:1</w:t>
+      </w:r>
       <w:r>
         <w:rPr>
           <w:lang w:val="en_US" w:bidi="en_US"/>
@@ -1156,18 +1012,12 @@
         </w:rPr>
         <w:t>story (</w:t>
       </w:r>
-      <w:hyperlink r:id="rId35">
-        <w:r>
-          <w:rPr>
-            <w:lang w:val="en_US" w:bidi="en_US"/>
-          </w:rPr>
-          <w:rPr>
-            <w:color w:val="0000EE"/>
-            <w:u w:val="single"/>
-          </w:rPr>
-          <w:t>Numbers 10:11–14:45</w:t>
-        </w:r>
-      </w:hyperlink>
+      <w:r>
+        <w:rPr>
+          <w:lang w:val="en_US" w:bidi="en_US"/>
+        </w:rPr>
+        <w:t>Numbers 10:11–14:45</w:t>
+      </w:r>
       <w:r>
         <w:rPr>
           <w:lang w:val="en_US" w:bidi="en_US"/>
@@ -1192,18 +1042,12 @@
         </w:rPr>
         <w:t>poetry (</w:t>
       </w:r>
-      <w:hyperlink r:id="rId36">
-        <w:r>
-          <w:rPr>
-            <w:lang w:val="en_US" w:bidi="en_US"/>
-          </w:rPr>
-          <w:rPr>
-            <w:color w:val="0000EE"/>
-            <w:u w:val="single"/>
-          </w:rPr>
-          <w:t>Numbers 23–24</w:t>
-        </w:r>
-      </w:hyperlink>
+      <w:r>
+        <w:rPr>
+          <w:lang w:val="en_US" w:bidi="en_US"/>
+        </w:rPr>
+        <w:t>Numbers 23–24</w:t>
+      </w:r>
       <w:r>
         <w:rPr>
           <w:lang w:val="en_US" w:bidi="en_US"/>
@@ -1228,18 +1072,12 @@
         </w:rPr>
         <w:t>laws (</w:t>
       </w:r>
-      <w:hyperlink r:id="rId37">
-        <w:r>
-          <w:rPr>
-            <w:lang w:val="en_US" w:bidi="en_US"/>
-          </w:rPr>
-          <w:rPr>
-            <w:color w:val="0000EE"/>
-            <w:u w:val="single"/>
-          </w:rPr>
-          <w:t>Numbers 4–6</w:t>
-        </w:r>
-      </w:hyperlink>
+      <w:r>
+        <w:rPr>
+          <w:lang w:val="en_US" w:bidi="en_US"/>
+        </w:rPr>
+        <w:t>Numbers 4–6</w:t>
+      </w:r>
       <w:r>
         <w:rPr>
           <w:lang w:val="en_US" w:bidi="en_US"/>
@@ -1278,18 +1116,12 @@
         </w:rPr>
         <w:t xml:space="preserve">the people (for example, </w:t>
       </w:r>
-      <w:hyperlink r:id="rId16">
-        <w:r>
-          <w:rPr>
-            <w:lang w:val="en_US" w:bidi="en_US"/>
-          </w:rPr>
-          <w:rPr>
-            <w:color w:val="0000EE"/>
-            <w:u w:val="single"/>
-          </w:rPr>
-          <w:t>Numbers 1–4</w:t>
-        </w:r>
-      </w:hyperlink>
+      <w:r>
+        <w:rPr>
+          <w:lang w:val="en_US" w:bidi="en_US"/>
+        </w:rPr>
+        <w:t>Numbers 1–4</w:t>
+      </w:r>
       <w:r>
         <w:rPr>
           <w:lang w:val="en_US" w:bidi="en_US"/>
@@ -1314,18 +1146,12 @@
         </w:rPr>
         <w:t>offerings brought to the Lord (</w:t>
       </w:r>
-      <w:hyperlink r:id="rId38">
-        <w:r>
-          <w:rPr>
-            <w:lang w:val="en_US" w:bidi="en_US"/>
-          </w:rPr>
-          <w:rPr>
-            <w:color w:val="0000EE"/>
-            <w:u w:val="single"/>
-          </w:rPr>
-          <w:t>Numbers 7)</w:t>
-        </w:r>
-      </w:hyperlink>
+      <w:r>
+        <w:rPr>
+          <w:lang w:val="en_US" w:bidi="en_US"/>
+        </w:rPr>
+        <w:t>Numbers 7)</w:t>
+      </w:r>
       <w:r>
         <w:rPr>
           <w:lang w:val="en_US" w:bidi="en_US"/>
@@ -1350,18 +1176,12 @@
         </w:rPr>
         <w:t>the places where the Israelites traveled (</w:t>
       </w:r>
-      <w:hyperlink r:id="rId30">
-        <w:r>
-          <w:rPr>
-            <w:lang w:val="en_US" w:bidi="en_US"/>
-          </w:rPr>
-          <w:rPr>
-            <w:color w:val="0000EE"/>
-            <w:u w:val="single"/>
-          </w:rPr>
-          <w:t>Numbers 33</w:t>
-        </w:r>
-      </w:hyperlink>
+      <w:r>
+        <w:rPr>
+          <w:lang w:val="en_US" w:bidi="en_US"/>
+        </w:rPr>
+        <w:t>Numbers 33</w:t>
+      </w:r>
       <w:r>
         <w:rPr>
           <w:lang w:val="en_US" w:bidi="en_US"/>
@@ -1418,18 +1238,12 @@
         </w:rPr>
         <w:t xml:space="preserve"> (</w:t>
       </w:r>
-      <w:hyperlink r:id="rId39">
-        <w:r>
-          <w:rPr>
-            <w:lang w:val="en_US" w:bidi="en_US"/>
-          </w:rPr>
-          <w:rPr>
-            <w:color w:val="0000EE"/>
-            <w:u w:val="single"/>
-          </w:rPr>
-          <w:t>Numbers 21:14–15</w:t>
-        </w:r>
-      </w:hyperlink>
+      <w:r>
+        <w:rPr>
+          <w:lang w:val="en_US" w:bidi="en_US"/>
+        </w:rPr>
+        <w:t>Numbers 21:14–15</w:t>
+      </w:r>
       <w:r>
         <w:rPr>
           <w:lang w:val="en_US" w:bidi="en_US"/>
@@ -1454,18 +1268,12 @@
         </w:rPr>
         <w:t>the “Song of the Well,” (</w:t>
       </w:r>
-      <w:hyperlink r:id="rId40">
-        <w:r>
-          <w:rPr>
-            <w:lang w:val="en_US" w:bidi="en_US"/>
-          </w:rPr>
-          <w:rPr>
-            <w:color w:val="0000EE"/>
-            <w:u w:val="single"/>
-          </w:rPr>
-          <w:t>21:7–18</w:t>
-        </w:r>
-      </w:hyperlink>
+      <w:r>
+        <w:rPr>
+          <w:lang w:val="en_US" w:bidi="en_US"/>
+        </w:rPr>
+        <w:t>21:7–18</w:t>
+      </w:r>
       <w:r>
         <w:rPr>
           <w:lang w:val="en_US" w:bidi="en_US"/>
@@ -1490,18 +1298,12 @@
         </w:rPr>
         <w:t>the “Song of Heshbon” (</w:t>
       </w:r>
-      <w:hyperlink r:id="rId41">
-        <w:r>
-          <w:rPr>
-            <w:lang w:val="en_US" w:bidi="en_US"/>
-          </w:rPr>
-          <w:rPr>
-            <w:color w:val="0000EE"/>
-            <w:u w:val="single"/>
-          </w:rPr>
-          <w:t>21:27–30</w:t>
-        </w:r>
-      </w:hyperlink>
+      <w:r>
+        <w:rPr>
+          <w:lang w:val="en_US" w:bidi="en_US"/>
+        </w:rPr>
+        <w:t>21:27–30</w:t>
+      </w:r>
       <w:r>
         <w:rPr>
           <w:lang w:val="en_US" w:bidi="en_US"/>
@@ -1516,54 +1318,36 @@
           <w:lang w:val="en_US" w:bidi="en_US"/>
         </w:rPr>
       </w:r>
-      <w:hyperlink r:id="rId36">
-        <w:r>
-          <w:rPr>
-            <w:lang w:val="en_US" w:bidi="en_US"/>
-          </w:rPr>
-          <w:rPr>
-            <w:color w:val="0000EE"/>
-            <w:u w:val="single"/>
-          </w:rPr>
-          <w:t>Numbers 23–24</w:t>
-        </w:r>
-      </w:hyperlink>
+      <w:r>
+        <w:rPr>
+          <w:lang w:val="en_US" w:bidi="en_US"/>
+        </w:rPr>
+        <w:t>Numbers 23–24</w:t>
+      </w:r>
       <w:r>
         <w:rPr>
           <w:lang w:val="en_US" w:bidi="en_US"/>
         </w:rPr>
         <w:t xml:space="preserve"> includes many lines of poetry from Balaam, a prophet who was not an Israelite. </w:t>
       </w:r>
-      <w:hyperlink r:id="rId42">
-        <w:r>
-          <w:rPr>
-            <w:lang w:val="en_US" w:bidi="en_US"/>
-          </w:rPr>
-          <w:rPr>
-            <w:color w:val="0000EE"/>
-            <w:u w:val="single"/>
-          </w:rPr>
-          <w:t>Numbers 31:32–47</w:t>
-        </w:r>
-      </w:hyperlink>
+      <w:r>
+        <w:rPr>
+          <w:lang w:val="en_US" w:bidi="en_US"/>
+        </w:rPr>
+        <w:t>Numbers 31:32–47</w:t>
+      </w:r>
       <w:r>
         <w:rPr>
           <w:lang w:val="en_US" w:bidi="en_US"/>
         </w:rPr>
         <w:t xml:space="preserve"> seems to come from a record of the goods taken after war. </w:t>
       </w:r>
-      <w:hyperlink r:id="rId30">
-        <w:r>
-          <w:rPr>
-            <w:lang w:val="en_US" w:bidi="en_US"/>
-          </w:rPr>
-          <w:rPr>
-            <w:color w:val="0000EE"/>
-            <w:u w:val="single"/>
-          </w:rPr>
-          <w:t>Numbers 33</w:t>
-        </w:r>
-      </w:hyperlink>
+      <w:r>
+        <w:rPr>
+          <w:lang w:val="en_US" w:bidi="en_US"/>
+        </w:rPr>
+        <w:t>Numbers 33</w:t>
+      </w:r>
       <w:r>
         <w:rPr>
           <w:lang w:val="en_US" w:bidi="en_US"/>
@@ -1595,18 +1379,12 @@
         </w:rPr>
         <w:t xml:space="preserve">The Hebrew text of Numbers has been preserved very well. However, some poetry in </w:t>
       </w:r>
-      <w:hyperlink r:id="rId43">
-        <w:r>
-          <w:rPr>
-            <w:lang w:val="en_US" w:bidi="en_US"/>
-          </w:rPr>
-          <w:rPr>
-            <w:color w:val="0000EE"/>
-            <w:u w:val="single"/>
-          </w:rPr>
-          <w:t>Numbers 21–24</w:t>
-        </w:r>
-      </w:hyperlink>
+      <w:r>
+        <w:rPr>
+          <w:lang w:val="en_US" w:bidi="en_US"/>
+        </w:rPr>
+        <w:t>Numbers 21–24</w:t>
+      </w:r>
       <w:r>
         <w:rPr>
           <w:lang w:val="en_US" w:bidi="en_US"/>
@@ -1712,36 +1490,24 @@
         </w:rPr>
         <w:t xml:space="preserve">In </w:t>
       </w:r>
-      <w:hyperlink r:id="rId44">
-        <w:r>
-          <w:rPr>
-            <w:lang w:val="en_US" w:bidi="en_US"/>
-          </w:rPr>
-          <w:rPr>
-            <w:color w:val="0000EE"/>
-            <w:u w:val="single"/>
-          </w:rPr>
-          <w:t>1 Corinthians 10:1–11</w:t>
-        </w:r>
-      </w:hyperlink>
+      <w:r>
+        <w:rPr>
+          <w:lang w:val="en_US" w:bidi="en_US"/>
+        </w:rPr>
+        <w:t>1 Corinthians 10:1–11</w:t>
+      </w:r>
       <w:r>
         <w:rPr>
           <w:lang w:val="en_US" w:bidi="en_US"/>
         </w:rPr>
         <w:t>, the apostle Paul warns his readers not to worship idols, commit sexual sin, or complain against God. He tells them not to die like the Israelites in the wilderness. God is not pleased with this kind of behavior. Followers of Christ must not test God (</w:t>
       </w:r>
-      <w:hyperlink r:id="rId45">
-        <w:r>
-          <w:rPr>
-            <w:lang w:val="en_US" w:bidi="en_US"/>
-          </w:rPr>
-          <w:rPr>
-            <w:color w:val="0000EE"/>
-            <w:u w:val="single"/>
-          </w:rPr>
-          <w:t>1 Corinthians 10:9</w:t>
-        </w:r>
-      </w:hyperlink>
+      <w:r>
+        <w:rPr>
+          <w:lang w:val="en_US" w:bidi="en_US"/>
+        </w:rPr>
+        <w:t>1 Corinthians 10:9</w:t>
+      </w:r>
       <w:r>
         <w:rPr>
           <w:lang w:val="en_US" w:bidi="en_US"/>
@@ -1766,36 +1532,24 @@
         </w:rPr>
         <w:t>The author of Hebrews points to several times when Israel was stubborn and disobeyed God. He says that God responded to their rebellion with quick and certain judgment (</w:t>
       </w:r>
-      <w:hyperlink r:id="rId46">
-        <w:r>
-          <w:rPr>
-            <w:lang w:val="en_US" w:bidi="en_US"/>
-          </w:rPr>
-          <w:rPr>
-            <w:color w:val="0000EE"/>
-            <w:u w:val="single"/>
-          </w:rPr>
-          <w:t>Hebrews 3:7–4:11</w:t>
-        </w:r>
-      </w:hyperlink>
+      <w:r>
+        <w:rPr>
+          <w:lang w:val="en_US" w:bidi="en_US"/>
+        </w:rPr>
+        <w:t>Hebrews 3:7–4:11</w:t>
+      </w:r>
       <w:r>
         <w:rPr>
           <w:lang w:val="en_US" w:bidi="en_US"/>
         </w:rPr>
         <w:t xml:space="preserve">). These verses use much of the language of </w:t>
       </w:r>
-      <w:hyperlink r:id="rId47">
-        <w:r>
-          <w:rPr>
-            <w:lang w:val="en_US" w:bidi="en_US"/>
-          </w:rPr>
-          <w:rPr>
-            <w:color w:val="0000EE"/>
-            <w:u w:val="single"/>
-          </w:rPr>
-          <w:t>Psalm 95</w:t>
-        </w:r>
-      </w:hyperlink>
+      <w:r>
+        <w:rPr>
+          <w:lang w:val="en_US" w:bidi="en_US"/>
+        </w:rPr>
+        <w:t>Psalm 95</w:t>
+      </w:r>
       <w:r>
         <w:rPr>
           <w:lang w:val="en_US" w:bidi="en_US"/>
@@ -1814,18 +1568,12 @@
           <w:lang w:val="en_US" w:bidi="en_US"/>
         </w:rPr>
       </w:r>
-      <w:hyperlink r:id="rId48">
-        <w:r>
-          <w:rPr>
-            <w:lang w:val="en_US" w:bidi="en_US"/>
-          </w:rPr>
-          <w:rPr>
-            <w:color w:val="0000EE"/>
-            <w:u w:val="single"/>
-          </w:rPr>
-          <w:t>Jude 1:5</w:t>
-        </w:r>
-      </w:hyperlink>
+      <w:r>
+        <w:rPr>
+          <w:lang w:val="en_US" w:bidi="en_US"/>
+        </w:rPr>
+        <w:t>Jude 1:5</w:t>
+      </w:r>
       <w:r>
         <w:rPr>
           <w:lang w:val="en_US" w:bidi="en_US"/>
